--- a/docs/resume/Fangping Lan.docx
+++ b/docs/resume/Fangping Lan.docx
@@ -1,6 +1,6 @@
 
 <file path=word/document.xml><?xml version="1.0" encoding="utf-8"?>
-<w:document xmlns:wpc="http://schemas.microsoft.com/office/word/2010/wordprocessingCanvas" xmlns:cx="http://schemas.microsoft.com/office/drawing/2014/chartex" xmlns:cx1="http://schemas.microsoft.com/office/drawing/2015/9/8/chartex" xmlns:cx2="http://schemas.microsoft.com/office/drawing/2015/10/21/chartex" xmlns:cx3="http://schemas.microsoft.com/office/drawing/2016/5/9/chartex" xmlns:cx4="http://schemas.microsoft.com/office/drawing/2016/5/10/chartex" xmlns:cx5="http://schemas.microsoft.com/office/drawing/2016/5/11/chartex" xmlns:cx6="http://schemas.microsoft.com/office/drawing/2016/5/12/chartex" xmlns:cx7="http://schemas.microsoft.com/office/drawing/2016/5/13/chartex" xmlns:cx8="http://schemas.microsoft.com/office/drawing/2016/5/14/chartex" xmlns:mc="http://schemas.openxmlformats.org/markup-compatibility/2006" xmlns:aink="http://schemas.microsoft.com/office/drawing/2016/ink" xmlns:am3d="http://schemas.microsoft.com/office/drawing/2017/model3d" xmlns:o="urn:schemas-microsoft-com:office:office" xmlns:oel="http://schemas.microsoft.com/office/2019/extlst" xmlns:r="http://schemas.openxmlformats.org/officeDocument/2006/relationships" xmlns:m="http://schemas.openxmlformats.org/officeDocument/2006/math" xmlns:v="urn:schemas-microsoft-com:vml" xmlns:wp14="http://schemas.microsoft.com/office/word/2010/wordprocessingDrawing" xmlns:wp="http://schemas.openxmlformats.org/drawingml/2006/wordprocessingDrawing" xmlns:w10="urn:schemas-microsoft-com:office:word" xmlns:w="http://schemas.openxmlformats.org/wordprocessingml/2006/main" xmlns:w14="http://schemas.microsoft.com/office/word/2010/wordml" xmlns:w15="http://schemas.microsoft.com/office/word/2012/wordml" xmlns:w16cex="http://schemas.microsoft.com/office/word/2018/wordml/cex" xmlns:w16cid="http://schemas.microsoft.com/office/word/2016/wordml/cid" xmlns:w16="http://schemas.microsoft.com/office/word/2018/wordml" xmlns:w16du="http://schemas.microsoft.com/office/word/2023/wordml/word16du" xmlns:w16sdtdh="http://schemas.microsoft.com/office/word/2020/wordml/sdtdatahash" xmlns:w16sdtfl="http://schemas.microsoft.com/office/word/2024/wordml/sdtformatlock" xmlns:w16se="http://schemas.microsoft.com/office/word/2015/wordml/symex" xmlns:wpg="http://schemas.microsoft.com/office/word/2010/wordprocessingGroup" xmlns:wpi="http://schemas.microsoft.com/office/word/2010/wordprocessingInk" xmlns:wne="http://schemas.microsoft.com/office/word/2006/wordml" xmlns:wps="http://schemas.microsoft.com/office/word/2010/wordprocessingShape" mc:Ignorable="w14 w15 w16se w16cid w16 w16cex w16sdtdh w16sdtfl w16du wp14">
+<w:document xmlns:wpc="http://schemas.microsoft.com/office/word/2010/wordprocessingCanvas" xmlns:cx="http://schemas.microsoft.com/office/drawing/2014/chartex" xmlns:cx1="http://schemas.microsoft.com/office/drawing/2015/9/8/chartex" xmlns:cx2="http://schemas.microsoft.com/office/drawing/2015/10/21/chartex" xmlns:cx3="http://schemas.microsoft.com/office/drawing/2016/5/9/chartex" xmlns:cx4="http://schemas.microsoft.com/office/drawing/2016/5/10/chartex" xmlns:cx5="http://schemas.microsoft.com/office/drawing/2016/5/11/chartex" xmlns:cx6="http://schemas.microsoft.com/office/drawing/2016/5/12/chartex" xmlns:cx7="http://schemas.microsoft.com/office/drawing/2016/5/13/chartex" xmlns:cx8="http://schemas.microsoft.com/office/drawing/2016/5/14/chartex" xmlns:mc="http://schemas.openxmlformats.org/markup-compatibility/2006" xmlns:m="http://schemas.openxmlformats.org/officeDocument/2006/math" xmlns:aink="http://schemas.microsoft.com/office/drawing/2016/ink" xmlns:am3d="http://schemas.microsoft.com/office/drawing/2017/model3d" xmlns:oel="http://schemas.microsoft.com/office/2019/extlst" xmlns:r="http://schemas.openxmlformats.org/officeDocument/2006/relationships" xmlns:wp14="http://schemas.microsoft.com/office/word/2010/wordprocessingDrawing" xmlns:wp="http://schemas.openxmlformats.org/drawingml/2006/wordprocessingDrawing" xmlns:wpg="http://schemas.microsoft.com/office/word/2010/wordprocessingGroup" xmlns:wpi="http://schemas.microsoft.com/office/word/2010/wordprocessingInk" xmlns:wps="http://schemas.microsoft.com/office/word/2010/wordprocessingShape" xmlns:o="urn:schemas-microsoft-com:office:office" xmlns:v="urn:schemas-microsoft-com:vml" xmlns:w10="urn:schemas-microsoft-com:office:word" xmlns:w="http://schemas.openxmlformats.org/wordprocessingml/2006/main" xmlns:w14="http://schemas.microsoft.com/office/word/2010/wordml" xmlns:w15="http://schemas.microsoft.com/office/word/2012/wordml" xmlns:w16cex="http://schemas.microsoft.com/office/word/2018/wordml/cex" xmlns:w16cid="http://schemas.microsoft.com/office/word/2016/wordml/cid" xmlns:w16="http://schemas.microsoft.com/office/word/2018/wordml" xmlns:w16sdtdh="http://schemas.microsoft.com/office/word/2020/wordml/sdtdatahash" xmlns:w16sdtfl="http://schemas.microsoft.com/office/word/2024/wordml/sdtformatlock" xmlns:w16se="http://schemas.microsoft.com/office/word/2015/wordml/symex" xmlns:w16du="http://schemas.microsoft.com/office/word/2023/wordml/word16du" xmlns:wne="http://schemas.microsoft.com/office/word/2006/wordml" mc:Ignorable="w14 w15 w16se w16cid w16 w16cex w16sdtdh w16sdtfl w16du wp14">
   <w:body>
     <w:p>
       <w:pPr>
@@ -41,19 +41,111 @@
       <w:pPr>
         <w:ind w:left="-540" w:right="-720"/>
         <w:rPr>
+          <w:sz w:val="22"/>
+          <w:szCs w:val="22"/>
+        </w:rPr>
+      </w:pPr>
+      <w:r>
+        <w:rPr>
+          <w:b/>
+          <w:bCs/>
+          <w:sz w:val="22"/>
+          <w:szCs w:val="22"/>
+        </w:rPr>
+        <w:t>School:</w:t>
+      </w:r>
+      <w:r>
+        <w:rPr>
+          <w:sz w:val="22"/>
+          <w:szCs w:val="22"/>
+        </w:rPr>
+        <w:t xml:space="preserve"> </w:t>
+      </w:r>
+      <w:r>
+        <w:rPr>
+          <w:sz w:val="22"/>
+          <w:szCs w:val="22"/>
+        </w:rPr>
+        <w:t>Temple</w:t>
+      </w:r>
+      <w:r>
+        <w:rPr>
+          <w:sz w:val="22"/>
+          <w:szCs w:val="22"/>
+        </w:rPr>
+        <w:t xml:space="preserve"> University</w:t>
+      </w:r>
+      <w:r>
+        <w:rPr>
+          <w:sz w:val="22"/>
+          <w:szCs w:val="22"/>
+        </w:rPr>
+        <w:t xml:space="preserve">                                                            </w:t>
+      </w:r>
+      <w:r>
+        <w:rPr>
+          <w:sz w:val="22"/>
+          <w:szCs w:val="22"/>
+        </w:rPr>
+        <w:tab/>
+      </w:r>
+      <w:r>
+        <w:rPr>
+          <w:sz w:val="22"/>
+          <w:szCs w:val="22"/>
+        </w:rPr>
+        <w:tab/>
+      </w:r>
+      <w:r>
+        <w:rPr>
+          <w:sz w:val="22"/>
+          <w:szCs w:val="22"/>
+        </w:rPr>
+        <w:tab/>
+      </w:r>
+      <w:r>
+        <w:rPr>
+          <w:b/>
+          <w:bCs/>
+          <w:sz w:val="22"/>
+          <w:szCs w:val="22"/>
+        </w:rPr>
+        <w:t>GPA:</w:t>
+      </w:r>
+      <w:r>
+        <w:rPr>
+          <w:b/>
+          <w:bCs/>
+          <w:sz w:val="22"/>
+          <w:szCs w:val="22"/>
+        </w:rPr>
+        <w:t xml:space="preserve"> </w:t>
+      </w:r>
+      <w:r>
+        <w:rPr>
           <w:rFonts w:hint="eastAsia"/>
           <w:sz w:val="22"/>
           <w:szCs w:val="22"/>
         </w:rPr>
-      </w:pPr>
-      <w:r>
-        <w:rPr>
-          <w:b/>
-          <w:bCs/>
-          <w:sz w:val="22"/>
-          <w:szCs w:val="22"/>
-        </w:rPr>
-        <w:t>School:</w:t>
+        <w:t>3.7</w:t>
+      </w:r>
+    </w:p>
+    <w:p>
+      <w:pPr>
+        <w:ind w:left="-540" w:right="-720"/>
+        <w:rPr>
+          <w:sz w:val="22"/>
+          <w:szCs w:val="22"/>
+        </w:rPr>
+      </w:pPr>
+      <w:r>
+        <w:rPr>
+          <w:b/>
+          <w:bCs/>
+          <w:sz w:val="22"/>
+          <w:szCs w:val="22"/>
+        </w:rPr>
+        <w:t>Major:</w:t>
       </w:r>
       <w:r>
         <w:rPr>
@@ -67,56 +159,47 @@
           <w:sz w:val="22"/>
           <w:szCs w:val="22"/>
         </w:rPr>
-        <w:t>Temple</w:t>
-      </w:r>
-      <w:r>
-        <w:rPr>
-          <w:sz w:val="22"/>
-          <w:szCs w:val="22"/>
-        </w:rPr>
-        <w:t xml:space="preserve"> University</w:t>
-      </w:r>
-      <w:r>
-        <w:rPr>
-          <w:sz w:val="22"/>
-          <w:szCs w:val="22"/>
-        </w:rPr>
-        <w:t xml:space="preserve">                                                            </w:t>
-      </w:r>
-      <w:r>
-        <w:rPr>
-          <w:sz w:val="22"/>
-          <w:szCs w:val="22"/>
-        </w:rPr>
-        <w:tab/>
-      </w:r>
-      <w:r>
-        <w:rPr>
-          <w:sz w:val="22"/>
-          <w:szCs w:val="22"/>
-        </w:rPr>
-        <w:tab/>
-      </w:r>
-      <w:r>
-        <w:rPr>
-          <w:sz w:val="22"/>
-          <w:szCs w:val="22"/>
-        </w:rPr>
-        <w:tab/>
-      </w:r>
-      <w:r>
-        <w:rPr>
-          <w:b/>
-          <w:bCs/>
-          <w:sz w:val="22"/>
-          <w:szCs w:val="22"/>
-        </w:rPr>
-        <w:t>GPA:</w:t>
-      </w:r>
-      <w:r>
-        <w:rPr>
-          <w:b/>
-          <w:bCs/>
+        <w:t>Computer Science &amp; Information</w:t>
+      </w:r>
+      <w:r>
+        <w:rPr>
+          <w:sz w:val="22"/>
+          <w:szCs w:val="22"/>
+        </w:rPr>
+        <w:t xml:space="preserve">                                   </w:t>
+      </w:r>
+      <w:r>
+        <w:rPr>
+          <w:sz w:val="22"/>
+          <w:szCs w:val="22"/>
+        </w:rPr>
+        <w:tab/>
+      </w:r>
+      <w:r>
+        <w:rPr>
+          <w:sz w:val="22"/>
+          <w:szCs w:val="22"/>
+        </w:rPr>
+        <w:tab/>
+      </w:r>
+      <w:r>
+        <w:rPr>
+          <w:sz w:val="22"/>
+          <w:szCs w:val="22"/>
+        </w:rPr>
+        <w:tab/>
+      </w:r>
+      <w:r>
+        <w:rPr>
+          <w:b/>
+          <w:bCs/>
+          <w:sz w:val="22"/>
+          <w:szCs w:val="22"/>
+        </w:rPr>
+        <w:t>Graduate:</w:t>
+      </w:r>
+      <w:r>
+        <w:rPr>
           <w:sz w:val="22"/>
           <w:szCs w:val="22"/>
         </w:rPr>
@@ -124,29 +207,24 @@
       </w:r>
       <w:r>
         <w:rPr>
-          <w:rFonts w:hint="eastAsia"/>
-          <w:sz w:val="22"/>
-          <w:szCs w:val="22"/>
-        </w:rPr>
-        <w:t>3.7</w:t>
-      </w:r>
-    </w:p>
-    <w:p>
-      <w:pPr>
-        <w:ind w:left="-540" w:right="-720"/>
-        <w:rPr>
-          <w:sz w:val="22"/>
-          <w:szCs w:val="22"/>
-        </w:rPr>
-      </w:pPr>
-      <w:r>
-        <w:rPr>
-          <w:b/>
-          <w:bCs/>
-          <w:sz w:val="22"/>
-          <w:szCs w:val="22"/>
-        </w:rPr>
-        <w:t>Major:</w:t>
+          <w:sz w:val="22"/>
+          <w:szCs w:val="22"/>
+        </w:rPr>
+        <w:t>Aug</w:t>
+      </w:r>
+      <w:r>
+        <w:rPr>
+          <w:sz w:val="22"/>
+          <w:szCs w:val="22"/>
+        </w:rPr>
+        <w:t>u</w:t>
+      </w:r>
+      <w:r>
+        <w:rPr>
+          <w:sz w:val="22"/>
+          <w:szCs w:val="22"/>
+        </w:rPr>
+        <w:t>st</w:t>
       </w:r>
       <w:r>
         <w:rPr>
@@ -154,64 +232,6 @@
           <w:szCs w:val="22"/>
         </w:rPr>
         <w:t xml:space="preserve"> </w:t>
-      </w:r>
-      <w:r>
-        <w:rPr>
-          <w:sz w:val="22"/>
-          <w:szCs w:val="22"/>
-        </w:rPr>
-        <w:t>Computer Science &amp; Information</w:t>
-      </w:r>
-      <w:r>
-        <w:rPr>
-          <w:sz w:val="22"/>
-          <w:szCs w:val="22"/>
-        </w:rPr>
-        <w:t xml:space="preserve">                                   </w:t>
-      </w:r>
-      <w:r>
-        <w:rPr>
-          <w:sz w:val="22"/>
-          <w:szCs w:val="22"/>
-        </w:rPr>
-        <w:tab/>
-      </w:r>
-      <w:r>
-        <w:rPr>
-          <w:sz w:val="22"/>
-          <w:szCs w:val="22"/>
-        </w:rPr>
-        <w:tab/>
-      </w:r>
-      <w:r>
-        <w:rPr>
-          <w:sz w:val="22"/>
-          <w:szCs w:val="22"/>
-        </w:rPr>
-        <w:tab/>
-      </w:r>
-      <w:r>
-        <w:rPr>
-          <w:b/>
-          <w:bCs/>
-          <w:sz w:val="22"/>
-          <w:szCs w:val="22"/>
-        </w:rPr>
-        <w:t>Expected Graduate:</w:t>
-      </w:r>
-      <w:r>
-        <w:rPr>
-          <w:sz w:val="22"/>
-          <w:szCs w:val="22"/>
-        </w:rPr>
-        <w:t xml:space="preserve"> </w:t>
-      </w:r>
-      <w:r>
-        <w:rPr>
-          <w:sz w:val="22"/>
-          <w:szCs w:val="22"/>
-        </w:rPr>
-        <w:t xml:space="preserve">June </w:t>
       </w:r>
       <w:r>
         <w:rPr>
@@ -648,38 +668,8 @@
           <w:sz w:val="22"/>
           <w:szCs w:val="22"/>
         </w:rPr>
-        <w:t>, Q. Zhang and E.</w:t>
-      </w:r>
-      <w:r>
-        <w:rPr>
-          <w:sz w:val="22"/>
-          <w:szCs w:val="22"/>
-        </w:rPr>
-        <w:t xml:space="preserve"> </w:t>
-      </w:r>
-      <w:r>
-        <w:rPr>
-          <w:sz w:val="22"/>
-          <w:szCs w:val="22"/>
-        </w:rPr>
-        <w:t>C. Dragut,</w:t>
-      </w:r>
-      <w:r>
-        <w:rPr>
-          <w:sz w:val="22"/>
-          <w:szCs w:val="22"/>
-        </w:rPr>
-        <w:t xml:space="preserve"> “</w:t>
-      </w:r>
-      <w:proofErr w:type="spellStart"/>
-      <w:r>
-        <w:rPr>
-          <w:sz w:val="22"/>
-          <w:szCs w:val="22"/>
-        </w:rPr>
-        <w:t>CATune</w:t>
-      </w:r>
-      <w:proofErr w:type="spellEnd"/>
+        <w:t>, Q. Zhang and E. C. Dragut, “CATune</w:t>
+      </w:r>
       <w:r>
         <w:rPr>
           <w:sz w:val="22"/>
@@ -692,7 +682,28 @@
           <w:sz w:val="22"/>
           <w:szCs w:val="22"/>
         </w:rPr>
-        <w:t>”, (VLDB’26, Under Review)</w:t>
+        <w:t>”, (VLDB</w:t>
+      </w:r>
+      <w:r>
+        <w:rPr>
+          <w:sz w:val="22"/>
+          <w:szCs w:val="22"/>
+        </w:rPr>
+        <w:t>’2</w:t>
+      </w:r>
+      <w:r>
+        <w:rPr>
+          <w:sz w:val="22"/>
+          <w:szCs w:val="22"/>
+        </w:rPr>
+        <w:t xml:space="preserve">7 Demo Track, </w:t>
+      </w:r>
+      <w:r>
+        <w:rPr>
+          <w:sz w:val="22"/>
+          <w:szCs w:val="22"/>
+        </w:rPr>
+        <w:t>Under Review)</w:t>
       </w:r>
     </w:p>
     <w:p>
@@ -741,35 +752,21 @@
           <w:sz w:val="22"/>
           <w:szCs w:val="22"/>
         </w:rPr>
-        <w:t>, Q. Zhang and E.</w:t>
-      </w:r>
-      <w:r>
-        <w:rPr>
-          <w:sz w:val="22"/>
-          <w:szCs w:val="22"/>
-        </w:rPr>
-        <w:t xml:space="preserve"> </w:t>
-      </w:r>
-      <w:r>
-        <w:rPr>
-          <w:sz w:val="22"/>
-          <w:szCs w:val="22"/>
-        </w:rPr>
-        <w:t>C. Dragut, “</w:t>
-      </w:r>
-      <w:r>
-        <w:rPr>
-          <w:sz w:val="22"/>
-          <w:szCs w:val="22"/>
-        </w:rPr>
-        <w:t>Making Revisions Understandable: A Survey of Edit Intentions, Methods, and Applications</w:t>
-      </w:r>
-      <w:r>
-        <w:rPr>
-          <w:sz w:val="22"/>
-          <w:szCs w:val="22"/>
-        </w:rPr>
-        <w:t>”, (ACL’26, Under Review)</w:t>
+        <w:t>, Q. Zhang and E. C. Dragut, “Demonstrating CATune</w:t>
+      </w:r>
+      <w:r>
+        <w:rPr>
+          <w:sz w:val="22"/>
+          <w:szCs w:val="22"/>
+        </w:rPr>
+        <w:t>: Structural Constraint-Aware Bayesian Optimization for DBMS Configuration Tuning</w:t>
+      </w:r>
+      <w:r>
+        <w:rPr>
+          <w:sz w:val="22"/>
+          <w:szCs w:val="22"/>
+        </w:rPr>
+        <w:t>”, (VLDB’26, Under Review)</w:t>
       </w:r>
     </w:p>
     <w:p>
@@ -788,15 +785,6 @@
       </w:pPr>
       <w:r>
         <w:rPr>
-          <w:sz w:val="22"/>
-          <w:szCs w:val="22"/>
-        </w:rPr>
-        <w:t xml:space="preserve">Q. Zhang, </w:t>
-      </w:r>
-      <w:proofErr w:type="spellStart"/>
-      <w:proofErr w:type="gramStart"/>
-      <w:r>
-        <w:rPr>
           <w:b/>
           <w:bCs/>
           <w:sz w:val="22"/>
@@ -820,107 +808,14 @@
           <w:sz w:val="22"/>
           <w:szCs w:val="22"/>
         </w:rPr>
-        <w:t>Lan</w:t>
-      </w:r>
-      <w:proofErr w:type="spellEnd"/>
-      <w:proofErr w:type="gramEnd"/>
-      <w:r>
-        <w:rPr>
-          <w:sz w:val="22"/>
-          <w:szCs w:val="22"/>
-        </w:rPr>
-        <w:t xml:space="preserve">, </w:t>
-      </w:r>
-      <w:r>
-        <w:rPr>
-          <w:sz w:val="22"/>
-          <w:szCs w:val="22"/>
-        </w:rPr>
-        <w:t>C</w:t>
-      </w:r>
-      <w:r>
-        <w:rPr>
-          <w:sz w:val="22"/>
-          <w:szCs w:val="22"/>
-        </w:rPr>
-        <w:t xml:space="preserve">. </w:t>
-      </w:r>
-      <w:r>
-        <w:rPr>
-          <w:sz w:val="22"/>
-          <w:szCs w:val="22"/>
-        </w:rPr>
-        <w:t>Caragea</w:t>
-      </w:r>
-      <w:r>
-        <w:rPr>
-          <w:sz w:val="22"/>
-          <w:szCs w:val="22"/>
-        </w:rPr>
-        <w:t xml:space="preserve">, </w:t>
-      </w:r>
-      <w:r>
-        <w:rPr>
-          <w:sz w:val="22"/>
-          <w:szCs w:val="22"/>
-        </w:rPr>
-        <w:t>L</w:t>
-      </w:r>
-      <w:r>
-        <w:rPr>
-          <w:sz w:val="22"/>
-          <w:szCs w:val="22"/>
-        </w:rPr>
-        <w:t>.</w:t>
-      </w:r>
-      <w:r>
-        <w:rPr>
-          <w:sz w:val="22"/>
-          <w:szCs w:val="22"/>
-        </w:rPr>
-        <w:t xml:space="preserve"> J</w:t>
-      </w:r>
-      <w:r>
-        <w:rPr>
-          <w:sz w:val="22"/>
-          <w:szCs w:val="22"/>
-        </w:rPr>
-        <w:t>.</w:t>
-      </w:r>
-      <w:r>
-        <w:rPr>
-          <w:sz w:val="22"/>
-          <w:szCs w:val="22"/>
-        </w:rPr>
-        <w:t xml:space="preserve"> Latecki</w:t>
-      </w:r>
-      <w:r>
-        <w:rPr>
-          <w:sz w:val="22"/>
-          <w:szCs w:val="22"/>
-        </w:rPr>
-        <w:t xml:space="preserve">, </w:t>
-      </w:r>
-      <w:r>
-        <w:rPr>
-          <w:sz w:val="22"/>
-          <w:szCs w:val="22"/>
-        </w:rPr>
-        <w:t xml:space="preserve">Eduard Dragut </w:t>
-      </w:r>
-      <w:r>
-        <w:rPr>
-          <w:sz w:val="22"/>
-          <w:szCs w:val="22"/>
-        </w:rPr>
-        <w:t>“</w:t>
-      </w:r>
-      <w:r>
-        <w:rPr>
-          <w:sz w:val="22"/>
-          <w:szCs w:val="22"/>
-        </w:rPr>
-        <w:t>Scaling Performance and Low-Resource Annotation with Many-Shot</w:t>
+        <w:t xml:space="preserve"> Lan</w:t>
+      </w:r>
+      <w:r>
+        <w:rPr>
+          <w:sz w:val="22"/>
+          <w:szCs w:val="22"/>
+        </w:rPr>
+        <w:t>, Q. Zhang and E.</w:t>
       </w:r>
       <w:r>
         <w:rPr>
@@ -934,14 +829,35 @@
           <w:sz w:val="22"/>
           <w:szCs w:val="22"/>
         </w:rPr>
-        <w:t>In-Context Learning for Named Entity Recognition</w:t>
-      </w:r>
-      <w:r>
-        <w:rPr>
-          <w:sz w:val="22"/>
-          <w:szCs w:val="22"/>
-        </w:rPr>
-        <w:t>”, (ACL’26, Under Review)</w:t>
+        <w:t>C. Dragut, “</w:t>
+      </w:r>
+      <w:r>
+        <w:rPr>
+          <w:sz w:val="22"/>
+          <w:szCs w:val="22"/>
+        </w:rPr>
+        <w:t>Making Revisions Understandable: A Survey of Edit Intentions, Methods, and Applications</w:t>
+      </w:r>
+      <w:r>
+        <w:rPr>
+          <w:sz w:val="22"/>
+          <w:szCs w:val="22"/>
+        </w:rPr>
+        <w:t xml:space="preserve">”, </w:t>
+      </w:r>
+      <w:r>
+        <w:rPr>
+          <w:sz w:val="22"/>
+          <w:szCs w:val="22"/>
+        </w:rPr>
+        <w:t xml:space="preserve">Findings of </w:t>
+      </w:r>
+      <w:r>
+        <w:rPr>
+          <w:sz w:val="22"/>
+          <w:szCs w:val="22"/>
+        </w:rPr>
+        <w:t>ACL’26</w:t>
       </w:r>
     </w:p>
     <w:p>
@@ -960,6 +876,13 @@
       </w:pPr>
       <w:r>
         <w:rPr>
+          <w:sz w:val="22"/>
+          <w:szCs w:val="22"/>
+        </w:rPr>
+        <w:t xml:space="preserve">Q. Zhang, </w:t>
+      </w:r>
+      <w:r>
+        <w:rPr>
           <w:b/>
           <w:bCs/>
           <w:sz w:val="22"/>
@@ -983,14 +906,49 @@
           <w:sz w:val="22"/>
           <w:szCs w:val="22"/>
         </w:rPr>
-        <w:t xml:space="preserve"> Lan</w:t>
-      </w:r>
-      <w:r>
-        <w:rPr>
-          <w:sz w:val="22"/>
-          <w:szCs w:val="22"/>
-        </w:rPr>
-        <w:t>, A</w:t>
+        <w:t>Lan</w:t>
+      </w:r>
+      <w:r>
+        <w:rPr>
+          <w:sz w:val="22"/>
+          <w:szCs w:val="22"/>
+        </w:rPr>
+        <w:t xml:space="preserve">, </w:t>
+      </w:r>
+      <w:r>
+        <w:rPr>
+          <w:sz w:val="22"/>
+          <w:szCs w:val="22"/>
+        </w:rPr>
+        <w:t>C</w:t>
+      </w:r>
+      <w:r>
+        <w:rPr>
+          <w:sz w:val="22"/>
+          <w:szCs w:val="22"/>
+        </w:rPr>
+        <w:t xml:space="preserve">. </w:t>
+      </w:r>
+      <w:r>
+        <w:rPr>
+          <w:sz w:val="22"/>
+          <w:szCs w:val="22"/>
+        </w:rPr>
+        <w:t>Caragea</w:t>
+      </w:r>
+      <w:r>
+        <w:rPr>
+          <w:sz w:val="22"/>
+          <w:szCs w:val="22"/>
+        </w:rPr>
+        <w:t xml:space="preserve">, </w:t>
+      </w:r>
+      <w:r>
+        <w:rPr>
+          <w:sz w:val="22"/>
+          <w:szCs w:val="22"/>
+        </w:rPr>
+        <w:t>L</w:t>
       </w:r>
       <w:r>
         <w:rPr>
@@ -1004,58 +962,77 @@
           <w:sz w:val="22"/>
           <w:szCs w:val="22"/>
         </w:rPr>
+        <w:t xml:space="preserve"> J</w:t>
+      </w:r>
+      <w:r>
+        <w:rPr>
+          <w:sz w:val="22"/>
+          <w:szCs w:val="22"/>
+        </w:rPr>
+        <w:t>.</w:t>
+      </w:r>
+      <w:r>
+        <w:rPr>
+          <w:sz w:val="22"/>
+          <w:szCs w:val="22"/>
+        </w:rPr>
+        <w:t xml:space="preserve"> Latecki</w:t>
+      </w:r>
+      <w:r>
+        <w:rPr>
+          <w:sz w:val="22"/>
+          <w:szCs w:val="22"/>
+        </w:rPr>
+        <w:t xml:space="preserve">, </w:t>
+      </w:r>
+      <w:r>
+        <w:rPr>
+          <w:sz w:val="22"/>
+          <w:szCs w:val="22"/>
+        </w:rPr>
+        <w:t xml:space="preserve">Eduard Dragut </w:t>
+      </w:r>
+      <w:r>
+        <w:rPr>
+          <w:sz w:val="22"/>
+          <w:szCs w:val="22"/>
+        </w:rPr>
+        <w:t>“</w:t>
+      </w:r>
+      <w:r>
+        <w:rPr>
+          <w:sz w:val="22"/>
+          <w:szCs w:val="22"/>
+        </w:rPr>
+        <w:t>Scaling Performance and Low-Resource Annotation with Many-Shot</w:t>
+      </w:r>
+      <w:r>
+        <w:rPr>
+          <w:sz w:val="22"/>
+          <w:szCs w:val="22"/>
+        </w:rPr>
         <w:t xml:space="preserve"> </w:t>
       </w:r>
-      <w:proofErr w:type="spellStart"/>
-      <w:r>
-        <w:rPr>
-          <w:sz w:val="22"/>
-          <w:szCs w:val="22"/>
-        </w:rPr>
-        <w:t>Aljebreen</w:t>
-      </w:r>
-      <w:proofErr w:type="spellEnd"/>
-      <w:r>
-        <w:rPr>
-          <w:sz w:val="22"/>
-          <w:szCs w:val="22"/>
-        </w:rPr>
-        <w:t xml:space="preserve"> and E</w:t>
-      </w:r>
-      <w:r>
-        <w:rPr>
-          <w:sz w:val="22"/>
-          <w:szCs w:val="22"/>
-        </w:rPr>
-        <w:t>.</w:t>
-      </w:r>
-      <w:r>
-        <w:rPr>
-          <w:sz w:val="22"/>
-          <w:szCs w:val="22"/>
-        </w:rPr>
-        <w:t xml:space="preserve"> C. Dragut, “Why They Link: An Intent Taxonomy for Including Hyperlinks in Social Posts”</w:t>
-      </w:r>
-      <w:r>
-        <w:rPr>
-          <w:sz w:val="22"/>
-          <w:szCs w:val="22"/>
-        </w:rPr>
-        <w:t xml:space="preserve">, </w:t>
-      </w:r>
-      <w:r>
-        <w:rPr>
-          <w:sz w:val="22"/>
-          <w:szCs w:val="22"/>
-        </w:rPr>
-        <w:t>18th ACM Web Science Conference 2026</w:t>
-      </w:r>
-      <w:r>
-        <w:rPr>
-          <w:sz w:val="22"/>
-          <w:szCs w:val="22"/>
-        </w:rPr>
-        <w:t xml:space="preserve"> (WebSci’26)</w:t>
+      <w:r>
+        <w:rPr>
+          <w:sz w:val="22"/>
+          <w:szCs w:val="22"/>
+        </w:rPr>
+        <w:t>In-Context Learning for Named Entity Recognition</w:t>
+      </w:r>
+      <w:r>
+        <w:rPr>
+          <w:sz w:val="22"/>
+          <w:szCs w:val="22"/>
+        </w:rPr>
+        <w:t xml:space="preserve">”, </w:t>
+      </w:r>
+      <w:r>
+        <w:rPr>
+          <w:sz w:val="22"/>
+          <w:szCs w:val="22"/>
+        </w:rPr>
+        <w:t>Findings of ACL’26</w:t>
       </w:r>
     </w:p>
     <w:p>
@@ -1088,16 +1065,51 @@
           <w:sz w:val="22"/>
           <w:szCs w:val="22"/>
         </w:rPr>
-        <w:t xml:space="preserve">. </w:t>
-      </w:r>
-      <w:r>
-        <w:rPr>
-          <w:b/>
-          <w:bCs/>
-          <w:sz w:val="22"/>
-          <w:szCs w:val="22"/>
-        </w:rPr>
-        <w:t>Lan</w:t>
+        <w:t>.</w:t>
+      </w:r>
+      <w:r>
+        <w:rPr>
+          <w:b/>
+          <w:bCs/>
+          <w:sz w:val="22"/>
+          <w:szCs w:val="22"/>
+        </w:rPr>
+        <w:t xml:space="preserve"> Lan</w:t>
+      </w:r>
+      <w:r>
+        <w:rPr>
+          <w:sz w:val="22"/>
+          <w:szCs w:val="22"/>
+        </w:rPr>
+        <w:t>, A</w:t>
+      </w:r>
+      <w:r>
+        <w:rPr>
+          <w:sz w:val="22"/>
+          <w:szCs w:val="22"/>
+        </w:rPr>
+        <w:t>.</w:t>
+      </w:r>
+      <w:r>
+        <w:rPr>
+          <w:sz w:val="22"/>
+          <w:szCs w:val="22"/>
+        </w:rPr>
+        <w:t xml:space="preserve"> Aljebreen and E</w:t>
+      </w:r>
+      <w:r>
+        <w:rPr>
+          <w:sz w:val="22"/>
+          <w:szCs w:val="22"/>
+        </w:rPr>
+        <w:t>.</w:t>
+      </w:r>
+      <w:r>
+        <w:rPr>
+          <w:sz w:val="22"/>
+          <w:szCs w:val="22"/>
+        </w:rPr>
+        <w:t xml:space="preserve"> C. Dragut, “Why They Link: An Intent Taxonomy for Including Hyperlinks in Social Posts”</w:t>
       </w:r>
       <w:r>
         <w:rPr>
@@ -1111,105 +1123,14 @@
           <w:sz w:val="22"/>
           <w:szCs w:val="22"/>
         </w:rPr>
-        <w:t>A</w:t>
-      </w:r>
-      <w:r>
-        <w:rPr>
-          <w:sz w:val="22"/>
-          <w:szCs w:val="22"/>
-        </w:rPr>
-        <w:t>.</w:t>
-      </w:r>
-      <w:r>
-        <w:rPr>
-          <w:sz w:val="22"/>
-          <w:szCs w:val="22"/>
-        </w:rPr>
-        <w:t xml:space="preserve"> </w:t>
-      </w:r>
-      <w:proofErr w:type="spellStart"/>
-      <w:r>
-        <w:rPr>
-          <w:sz w:val="22"/>
-          <w:szCs w:val="22"/>
-        </w:rPr>
-        <w:t>Aljebreen</w:t>
-      </w:r>
-      <w:proofErr w:type="spellEnd"/>
-      <w:r>
-        <w:rPr>
-          <w:sz w:val="22"/>
-          <w:szCs w:val="22"/>
-        </w:rPr>
-        <w:t xml:space="preserve"> and E. Dragut, “</w:t>
-      </w:r>
-      <w:r>
-        <w:rPr>
-          <w:sz w:val="22"/>
-          <w:szCs w:val="22"/>
-        </w:rPr>
-        <w:t>One Document, Many Revisions, Too Many Edit Intention Taxonomies</w:t>
-      </w:r>
-      <w:r>
-        <w:rPr>
-          <w:sz w:val="22"/>
-          <w:szCs w:val="22"/>
-        </w:rPr>
-        <w:t>”,</w:t>
-      </w:r>
-      <w:r>
-        <w:t xml:space="preserve"> </w:t>
-      </w:r>
-      <w:r>
-        <w:rPr>
-          <w:sz w:val="22"/>
-          <w:szCs w:val="22"/>
-        </w:rPr>
-        <w:t>July 27</w:t>
-      </w:r>
-      <w:proofErr w:type="gramStart"/>
-      <w:r>
-        <w:rPr>
-          <w:sz w:val="22"/>
-          <w:szCs w:val="22"/>
-        </w:rPr>
-        <w:t xml:space="preserve"> </w:t>
-      </w:r>
-      <w:r>
-        <w:rPr>
-          <w:sz w:val="22"/>
-          <w:szCs w:val="22"/>
-        </w:rPr>
-        <w:t>2025</w:t>
-      </w:r>
-      <w:proofErr w:type="gramEnd"/>
-      <w:r>
-        <w:rPr>
-          <w:sz w:val="22"/>
-          <w:szCs w:val="22"/>
-        </w:rPr>
-        <w:t>,</w:t>
-      </w:r>
-      <w:r>
-        <w:rPr>
-          <w:sz w:val="22"/>
-          <w:szCs w:val="22"/>
-        </w:rPr>
-        <w:t xml:space="preserve"> </w:t>
-      </w:r>
-      <w:r>
-        <w:rPr>
-          <w:sz w:val="22"/>
-          <w:szCs w:val="22"/>
-        </w:rPr>
-        <w:t>ACL’25</w:t>
-      </w:r>
-      <w:r>
-        <w:rPr>
-          <w:sz w:val="22"/>
-          <w:szCs w:val="22"/>
-        </w:rPr>
-        <w:t xml:space="preserve"> Findings</w:t>
+        <w:t>18th ACM Web Science Conference 2026</w:t>
+      </w:r>
+      <w:r>
+        <w:rPr>
+          <w:sz w:val="22"/>
+          <w:szCs w:val="22"/>
+        </w:rPr>
+        <w:t xml:space="preserve"> (WebSci’26)</w:t>
       </w:r>
     </w:p>
     <w:p>
@@ -1228,63 +1149,131 @@
       </w:pPr>
       <w:r>
         <w:rPr>
-          <w:sz w:val="22"/>
-          <w:szCs w:val="22"/>
-        </w:rPr>
-        <w:t xml:space="preserve">A. Wang, M. Anwar, </w:t>
-      </w:r>
-      <w:r>
-        <w:rPr>
-          <w:b/>
-          <w:bCs/>
-          <w:sz w:val="22"/>
-          <w:szCs w:val="22"/>
-        </w:rPr>
-        <w:t>F. Lan</w:t>
-      </w:r>
-      <w:r>
-        <w:rPr>
-          <w:sz w:val="22"/>
-          <w:szCs w:val="22"/>
-        </w:rPr>
-        <w:t xml:space="preserve"> and M. Caesar, “</w:t>
-      </w:r>
-      <w:r>
-        <w:rPr>
-          <w:sz w:val="22"/>
-          <w:szCs w:val="22"/>
-        </w:rPr>
-        <w:t xml:space="preserve">Structural Semantics Management: </w:t>
-      </w:r>
-      <w:proofErr w:type="gramStart"/>
-      <w:r>
-        <w:rPr>
-          <w:sz w:val="22"/>
-          <w:szCs w:val="22"/>
-        </w:rPr>
-        <w:t>an</w:t>
-      </w:r>
-      <w:proofErr w:type="gramEnd"/>
-      <w:r>
-        <w:rPr>
-          <w:sz w:val="22"/>
-          <w:szCs w:val="22"/>
-        </w:rPr>
-        <w:t xml:space="preserve"> Application of the Chase in Networking</w:t>
-      </w:r>
-      <w:r>
-        <w:rPr>
-          <w:sz w:val="22"/>
-          <w:szCs w:val="22"/>
-        </w:rPr>
-        <w:t xml:space="preserve">”, October 16-18, </w:t>
-      </w:r>
-      <w:r>
-        <w:rPr>
-          <w:sz w:val="22"/>
-          <w:szCs w:val="22"/>
-        </w:rPr>
-        <w:t>MASCOTS 2023</w:t>
+          <w:b/>
+          <w:bCs/>
+          <w:sz w:val="22"/>
+          <w:szCs w:val="22"/>
+        </w:rPr>
+        <w:t>F</w:t>
+      </w:r>
+      <w:r>
+        <w:rPr>
+          <w:b/>
+          <w:bCs/>
+          <w:sz w:val="22"/>
+          <w:szCs w:val="22"/>
+        </w:rPr>
+        <w:t xml:space="preserve">. </w:t>
+      </w:r>
+      <w:r>
+        <w:rPr>
+          <w:b/>
+          <w:bCs/>
+          <w:sz w:val="22"/>
+          <w:szCs w:val="22"/>
+        </w:rPr>
+        <w:t>Lan</w:t>
+      </w:r>
+      <w:r>
+        <w:rPr>
+          <w:sz w:val="22"/>
+          <w:szCs w:val="22"/>
+        </w:rPr>
+        <w:t xml:space="preserve">, </w:t>
+      </w:r>
+      <w:r>
+        <w:rPr>
+          <w:sz w:val="22"/>
+          <w:szCs w:val="22"/>
+        </w:rPr>
+        <w:t>A</w:t>
+      </w:r>
+      <w:r>
+        <w:rPr>
+          <w:sz w:val="22"/>
+          <w:szCs w:val="22"/>
+        </w:rPr>
+        <w:t>.</w:t>
+      </w:r>
+      <w:r>
+        <w:rPr>
+          <w:sz w:val="22"/>
+          <w:szCs w:val="22"/>
+        </w:rPr>
+        <w:t xml:space="preserve"> Aljebreen</w:t>
+      </w:r>
+      <w:r>
+        <w:rPr>
+          <w:sz w:val="22"/>
+          <w:szCs w:val="22"/>
+        </w:rPr>
+        <w:t xml:space="preserve"> and E. Dragut, “</w:t>
+      </w:r>
+      <w:r>
+        <w:rPr>
+          <w:sz w:val="22"/>
+          <w:szCs w:val="22"/>
+        </w:rPr>
+        <w:t>One Document, Many Revisions, Too Many Edit Intention Taxonomies</w:t>
+      </w:r>
+      <w:r>
+        <w:rPr>
+          <w:sz w:val="22"/>
+          <w:szCs w:val="22"/>
+        </w:rPr>
+        <w:t>”,</w:t>
+      </w:r>
+      <w:r>
+        <w:t xml:space="preserve"> </w:t>
+      </w:r>
+      <w:r>
+        <w:rPr>
+          <w:sz w:val="22"/>
+          <w:szCs w:val="22"/>
+        </w:rPr>
+        <w:t>July 27</w:t>
+      </w:r>
+      <w:r>
+        <w:rPr>
+          <w:sz w:val="22"/>
+          <w:szCs w:val="22"/>
+        </w:rPr>
+        <w:t xml:space="preserve"> </w:t>
+      </w:r>
+      <w:r>
+        <w:rPr>
+          <w:sz w:val="22"/>
+          <w:szCs w:val="22"/>
+        </w:rPr>
+        <w:t>2025</w:t>
+      </w:r>
+      <w:r>
+        <w:rPr>
+          <w:sz w:val="22"/>
+          <w:szCs w:val="22"/>
+        </w:rPr>
+        <w:t>,</w:t>
+      </w:r>
+      <w:r>
+        <w:rPr>
+          <w:sz w:val="22"/>
+          <w:szCs w:val="22"/>
+        </w:rPr>
+        <w:t xml:space="preserve"> </w:t>
+      </w:r>
+      <w:r>
+        <w:rPr>
+          <w:sz w:val="22"/>
+          <w:szCs w:val="22"/>
+        </w:rPr>
+        <w:t>ACL’25</w:t>
+      </w:r>
+      <w:r>
+        <w:rPr>
+          <w:sz w:val="22"/>
+          <w:szCs w:val="22"/>
+        </w:rPr>
+        <w:t xml:space="preserve"> Findings</w:t>
       </w:r>
     </w:p>
     <w:p>
@@ -1306,7 +1295,7 @@
           <w:sz w:val="22"/>
           <w:szCs w:val="22"/>
         </w:rPr>
-        <w:t xml:space="preserve">M. Anwar, A. Wang, </w:t>
+        <w:t xml:space="preserve">A. Wang, M. Anwar, </w:t>
       </w:r>
       <w:r>
         <w:rPr>
@@ -1322,23 +1311,28 @@
           <w:sz w:val="22"/>
           <w:szCs w:val="22"/>
         </w:rPr>
-        <w:t xml:space="preserve"> and M. Caesar, “Demo: Structural Network Minimization: A Case of Reflective Networking”, September 10-14, </w:t>
-      </w:r>
-      <w:proofErr w:type="spellStart"/>
-      <w:r>
-        <w:rPr>
-          <w:sz w:val="22"/>
-          <w:szCs w:val="22"/>
-        </w:rPr>
-        <w:t>Sigcomm</w:t>
-      </w:r>
-      <w:proofErr w:type="spellEnd"/>
-      <w:r>
-        <w:rPr>
-          <w:sz w:val="22"/>
-          <w:szCs w:val="22"/>
-        </w:rPr>
-        <w:t xml:space="preserve"> 2023</w:t>
+        <w:t xml:space="preserve"> and M. Caesar, “</w:t>
+      </w:r>
+      <w:r>
+        <w:rPr>
+          <w:sz w:val="22"/>
+          <w:szCs w:val="22"/>
+        </w:rPr>
+        <w:t>Structural Semantics Management: an Application of the Chase in Networking</w:t>
+      </w:r>
+      <w:r>
+        <w:rPr>
+          <w:sz w:val="22"/>
+          <w:szCs w:val="22"/>
+        </w:rPr>
+        <w:t xml:space="preserve">”, October 16-18, </w:t>
+      </w:r>
+      <w:r>
+        <w:rPr>
+          <w:sz w:val="22"/>
+          <w:szCs w:val="22"/>
+        </w:rPr>
+        <w:t>MASCOTS 2023</w:t>
       </w:r>
     </w:p>
     <w:p>
@@ -1360,7 +1354,7 @@
           <w:sz w:val="22"/>
           <w:szCs w:val="22"/>
         </w:rPr>
-        <w:t xml:space="preserve">M. Anwar, </w:t>
+        <w:t xml:space="preserve">M. Anwar, A. Wang, </w:t>
       </w:r>
       <w:r>
         <w:rPr>
@@ -1376,23 +1370,7 @@
           <w:sz w:val="22"/>
           <w:szCs w:val="22"/>
         </w:rPr>
-        <w:t xml:space="preserve">, A. Wang and M. Caesar, “Indirect Network Troubleshooting with The Chase”, June 29-30, </w:t>
-      </w:r>
-      <w:proofErr w:type="spellStart"/>
-      <w:r>
-        <w:rPr>
-          <w:sz w:val="22"/>
-          <w:szCs w:val="22"/>
-        </w:rPr>
-        <w:t>APnet</w:t>
-      </w:r>
-      <w:proofErr w:type="spellEnd"/>
-      <w:r>
-        <w:rPr>
-          <w:sz w:val="22"/>
-          <w:szCs w:val="22"/>
-        </w:rPr>
-        <w:t xml:space="preserve"> 2023</w:t>
+        <w:t xml:space="preserve"> and M. Caesar, “Demo: Structural Network Minimization: A Case of Reflective Networking”, September 10-14, Sigcomm 2023</w:t>
       </w:r>
     </w:p>
     <w:p>
@@ -1411,6 +1389,13 @@
       </w:pPr>
       <w:r>
         <w:rPr>
+          <w:sz w:val="22"/>
+          <w:szCs w:val="22"/>
+        </w:rPr>
+        <w:t xml:space="preserve">M. Anwar, </w:t>
+      </w:r>
+      <w:r>
+        <w:rPr>
           <w:b/>
           <w:bCs/>
           <w:sz w:val="22"/>
@@ -1423,126 +1408,7 @@
           <w:sz w:val="22"/>
           <w:szCs w:val="22"/>
         </w:rPr>
-        <w:t>, S</w:t>
-      </w:r>
-      <w:r>
-        <w:rPr>
-          <w:sz w:val="22"/>
-          <w:szCs w:val="22"/>
-        </w:rPr>
-        <w:t>.</w:t>
-      </w:r>
-      <w:r>
-        <w:rPr>
-          <w:sz w:val="22"/>
-          <w:szCs w:val="22"/>
-        </w:rPr>
-        <w:t xml:space="preserve"> Biswas, B</w:t>
-      </w:r>
-      <w:r>
-        <w:rPr>
-          <w:sz w:val="22"/>
-          <w:szCs w:val="22"/>
-        </w:rPr>
-        <w:t>.</w:t>
-      </w:r>
-      <w:r>
-        <w:rPr>
-          <w:sz w:val="22"/>
-          <w:szCs w:val="22"/>
-        </w:rPr>
-        <w:t xml:space="preserve"> Gui, J</w:t>
-      </w:r>
-      <w:r>
-        <w:rPr>
-          <w:sz w:val="22"/>
-          <w:szCs w:val="22"/>
-        </w:rPr>
-        <w:t xml:space="preserve">. </w:t>
-      </w:r>
-      <w:r>
-        <w:rPr>
-          <w:sz w:val="22"/>
-          <w:szCs w:val="22"/>
-        </w:rPr>
-        <w:t>Wu and A</w:t>
-      </w:r>
-      <w:r>
-        <w:rPr>
-          <w:sz w:val="22"/>
-          <w:szCs w:val="22"/>
-        </w:rPr>
-        <w:t>.</w:t>
-      </w:r>
-      <w:r>
-        <w:rPr>
-          <w:sz w:val="22"/>
-          <w:szCs w:val="22"/>
-        </w:rPr>
-        <w:t xml:space="preserve"> Wang</w:t>
-      </w:r>
-      <w:r>
-        <w:rPr>
-          <w:sz w:val="22"/>
-          <w:szCs w:val="22"/>
-        </w:rPr>
-        <w:t xml:space="preserve">, </w:t>
-      </w:r>
-      <w:r>
-        <w:rPr>
-          <w:sz w:val="22"/>
-          <w:szCs w:val="22"/>
-        </w:rPr>
-        <w:t>“</w:t>
-      </w:r>
-      <w:r>
-        <w:rPr>
-          <w:sz w:val="22"/>
-          <w:szCs w:val="22"/>
-        </w:rPr>
-        <w:t>Design and Implementation of a Strong Representation System for Network Policies</w:t>
-      </w:r>
-      <w:r>
-        <w:rPr>
-          <w:sz w:val="22"/>
-          <w:szCs w:val="22"/>
-        </w:rPr>
-        <w:t>”</w:t>
-      </w:r>
-      <w:r>
-        <w:rPr>
-          <w:sz w:val="22"/>
-          <w:szCs w:val="22"/>
-        </w:rPr>
-        <w:t xml:space="preserve">, </w:t>
-      </w:r>
-      <w:r>
-        <w:rPr>
-          <w:sz w:val="22"/>
-          <w:szCs w:val="22"/>
-        </w:rPr>
-        <w:t>July</w:t>
-      </w:r>
-      <w:r>
-        <w:rPr>
-          <w:sz w:val="22"/>
-          <w:szCs w:val="22"/>
-        </w:rPr>
-        <w:t xml:space="preserve"> </w:t>
-      </w:r>
-      <w:r>
-        <w:rPr>
-          <w:sz w:val="22"/>
-          <w:szCs w:val="22"/>
-        </w:rPr>
-        <w:t xml:space="preserve">2022, </w:t>
-      </w:r>
-      <w:r>
-        <w:rPr>
-          <w:sz w:val="22"/>
-          <w:szCs w:val="22"/>
-        </w:rPr>
-        <w:t>ICCCN 2022</w:t>
+        <w:t>, A. Wang and M. Caesar, “Indirect Network Troubleshooting with The Chase”, June 29-30, APnet 2023</w:t>
       </w:r>
     </w:p>
     <w:p>
@@ -1573,7 +1439,7 @@
           <w:sz w:val="22"/>
           <w:szCs w:val="22"/>
         </w:rPr>
-        <w:t>, B</w:t>
+        <w:t>, S</w:t>
       </w:r>
       <w:r>
         <w:rPr>
@@ -1587,7 +1453,91 @@
           <w:sz w:val="22"/>
           <w:szCs w:val="22"/>
         </w:rPr>
-        <w:t xml:space="preserve"> Gui</w:t>
+        <w:t xml:space="preserve"> Biswas, B</w:t>
+      </w:r>
+      <w:r>
+        <w:rPr>
+          <w:sz w:val="22"/>
+          <w:szCs w:val="22"/>
+        </w:rPr>
+        <w:t>.</w:t>
+      </w:r>
+      <w:r>
+        <w:rPr>
+          <w:sz w:val="22"/>
+          <w:szCs w:val="22"/>
+        </w:rPr>
+        <w:t xml:space="preserve"> Gui, J</w:t>
+      </w:r>
+      <w:r>
+        <w:rPr>
+          <w:sz w:val="22"/>
+          <w:szCs w:val="22"/>
+        </w:rPr>
+        <w:t xml:space="preserve">. </w:t>
+      </w:r>
+      <w:r>
+        <w:rPr>
+          <w:sz w:val="22"/>
+          <w:szCs w:val="22"/>
+        </w:rPr>
+        <w:t>Wu and A</w:t>
+      </w:r>
+      <w:r>
+        <w:rPr>
+          <w:sz w:val="22"/>
+          <w:szCs w:val="22"/>
+        </w:rPr>
+        <w:t>.</w:t>
+      </w:r>
+      <w:r>
+        <w:rPr>
+          <w:sz w:val="22"/>
+          <w:szCs w:val="22"/>
+        </w:rPr>
+        <w:t xml:space="preserve"> Wang</w:t>
+      </w:r>
+      <w:r>
+        <w:rPr>
+          <w:sz w:val="22"/>
+          <w:szCs w:val="22"/>
+        </w:rPr>
+        <w:t xml:space="preserve">, </w:t>
+      </w:r>
+      <w:r>
+        <w:rPr>
+          <w:sz w:val="22"/>
+          <w:szCs w:val="22"/>
+        </w:rPr>
+        <w:t>“</w:t>
+      </w:r>
+      <w:r>
+        <w:rPr>
+          <w:sz w:val="22"/>
+          <w:szCs w:val="22"/>
+        </w:rPr>
+        <w:t>Design and Implementation of a Strong Representation System for Network Policies</w:t>
+      </w:r>
+      <w:r>
+        <w:rPr>
+          <w:sz w:val="22"/>
+          <w:szCs w:val="22"/>
+        </w:rPr>
+        <w:t>”</w:t>
+      </w:r>
+      <w:r>
+        <w:rPr>
+          <w:sz w:val="22"/>
+          <w:szCs w:val="22"/>
+        </w:rPr>
+        <w:t xml:space="preserve">, </w:t>
+      </w:r>
+      <w:r>
+        <w:rPr>
+          <w:sz w:val="22"/>
+          <w:szCs w:val="22"/>
+        </w:rPr>
+        <w:t>July</w:t>
       </w:r>
       <w:r>
         <w:rPr>
@@ -1601,93 +1551,14 @@
           <w:sz w:val="22"/>
           <w:szCs w:val="22"/>
         </w:rPr>
-        <w:t>and A</w:t>
-      </w:r>
-      <w:r>
-        <w:rPr>
-          <w:sz w:val="22"/>
-          <w:szCs w:val="22"/>
-        </w:rPr>
-        <w:t xml:space="preserve">. </w:t>
-      </w:r>
-      <w:r>
-        <w:rPr>
-          <w:sz w:val="22"/>
-          <w:szCs w:val="22"/>
-        </w:rPr>
-        <w:t>Wang</w:t>
-      </w:r>
-      <w:r>
-        <w:rPr>
-          <w:sz w:val="22"/>
-          <w:szCs w:val="22"/>
-        </w:rPr>
-        <w:t xml:space="preserve">, </w:t>
-      </w:r>
-      <w:r>
-        <w:rPr>
-          <w:sz w:val="22"/>
-          <w:szCs w:val="22"/>
-        </w:rPr>
-        <w:t>“</w:t>
-      </w:r>
-      <w:r>
-        <w:rPr>
-          <w:sz w:val="22"/>
-          <w:szCs w:val="22"/>
-        </w:rPr>
-        <w:t>Faur</w:t>
-      </w:r>
-      <w:r>
-        <w:rPr>
-          <w:sz w:val="22"/>
-          <w:szCs w:val="22"/>
-        </w:rPr>
-        <w:t>é</w:t>
-      </w:r>
-      <w:r>
-        <w:rPr>
-          <w:sz w:val="22"/>
-          <w:szCs w:val="22"/>
-        </w:rPr>
-        <w:t>: A Partial Approach to Network Analysis</w:t>
-      </w:r>
-      <w:r>
-        <w:rPr>
-          <w:sz w:val="22"/>
-          <w:szCs w:val="22"/>
-        </w:rPr>
-        <w:t>”</w:t>
-      </w:r>
-      <w:r>
-        <w:rPr>
-          <w:sz w:val="22"/>
-          <w:szCs w:val="22"/>
-        </w:rPr>
-        <w:t>,</w:t>
-      </w:r>
-      <w:r>
-        <w:rPr>
-          <w:sz w:val="22"/>
-          <w:szCs w:val="22"/>
-        </w:rPr>
-        <w:t xml:space="preserve"> </w:t>
-      </w:r>
-      <w:proofErr w:type="spellStart"/>
-      <w:r>
-        <w:rPr>
-          <w:sz w:val="22"/>
-          <w:szCs w:val="22"/>
-        </w:rPr>
-        <w:t>HotNet</w:t>
-      </w:r>
-      <w:proofErr w:type="spellEnd"/>
-      <w:r>
-        <w:rPr>
-          <w:sz w:val="22"/>
-          <w:szCs w:val="22"/>
-        </w:rPr>
-        <w:t xml:space="preserve"> 2021</w:t>
+        <w:t xml:space="preserve">2022, </w:t>
+      </w:r>
+      <w:r>
+        <w:rPr>
+          <w:sz w:val="22"/>
+          <w:szCs w:val="22"/>
+        </w:rPr>
+        <w:t>ICCCN 2022</w:t>
       </w:r>
     </w:p>
     <w:p>
@@ -1706,10 +1577,19 @@
       </w:pPr>
       <w:r>
         <w:rPr>
-          <w:sz w:val="22"/>
-          <w:szCs w:val="22"/>
-        </w:rPr>
-        <w:t>B</w:t>
+          <w:b/>
+          <w:bCs/>
+          <w:sz w:val="22"/>
+          <w:szCs w:val="22"/>
+        </w:rPr>
+        <w:t>F. Lan</w:t>
+      </w:r>
+      <w:r>
+        <w:rPr>
+          <w:sz w:val="22"/>
+          <w:szCs w:val="22"/>
+        </w:rPr>
+        <w:t>, B</w:t>
       </w:r>
       <w:r>
         <w:rPr>
@@ -1723,23 +1603,21 @@
           <w:sz w:val="22"/>
           <w:szCs w:val="22"/>
         </w:rPr>
-        <w:t xml:space="preserve"> Gui, </w:t>
-      </w:r>
-      <w:r>
-        <w:rPr>
-          <w:b/>
-          <w:bCs/>
-          <w:sz w:val="22"/>
-          <w:szCs w:val="22"/>
-        </w:rPr>
-        <w:t>F. Lan</w:t>
-      </w:r>
-      <w:r>
-        <w:rPr>
-          <w:sz w:val="22"/>
-          <w:szCs w:val="22"/>
-        </w:rPr>
-        <w:t>, and A</w:t>
+        <w:t xml:space="preserve"> Gui</w:t>
+      </w:r>
+      <w:r>
+        <w:rPr>
+          <w:sz w:val="22"/>
+          <w:szCs w:val="22"/>
+        </w:rPr>
+        <w:t xml:space="preserve"> </w:t>
+      </w:r>
+      <w:r>
+        <w:rPr>
+          <w:sz w:val="22"/>
+          <w:szCs w:val="22"/>
+        </w:rPr>
+        <w:t>and A</w:t>
       </w:r>
       <w:r>
         <w:rPr>
@@ -1767,13 +1645,6 @@
           <w:sz w:val="22"/>
           <w:szCs w:val="22"/>
         </w:rPr>
-        <w:t xml:space="preserve">August 2021, </w:t>
-      </w:r>
-      <w:r>
-        <w:rPr>
-          <w:sz w:val="22"/>
-          <w:szCs w:val="22"/>
-        </w:rPr>
         <w:t>“</w:t>
       </w:r>
       <w:r>
@@ -1781,7 +1652,21 @@
           <w:sz w:val="22"/>
           <w:szCs w:val="22"/>
         </w:rPr>
-        <w:t>Sarasate: A Strong Representation System for Networking Policies</w:t>
+        <w:t>Faur</w:t>
+      </w:r>
+      <w:r>
+        <w:rPr>
+          <w:sz w:val="22"/>
+          <w:szCs w:val="22"/>
+        </w:rPr>
+        <w:t>é</w:t>
+      </w:r>
+      <w:r>
+        <w:rPr>
+          <w:sz w:val="22"/>
+          <w:szCs w:val="22"/>
+        </w:rPr>
+        <w:t>: A Partial Approach to Network Analysis</w:t>
       </w:r>
       <w:r>
         <w:rPr>
@@ -1795,30 +1680,14 @@
           <w:sz w:val="22"/>
           <w:szCs w:val="22"/>
         </w:rPr>
-        <w:t xml:space="preserve">, </w:t>
-      </w:r>
-      <w:r>
-        <w:rPr>
-          <w:sz w:val="22"/>
-          <w:szCs w:val="22"/>
-        </w:rPr>
-        <w:t xml:space="preserve">November 2021, </w:t>
-      </w:r>
-      <w:proofErr w:type="spellStart"/>
-      <w:r>
-        <w:rPr>
-          <w:sz w:val="22"/>
-          <w:szCs w:val="22"/>
-        </w:rPr>
-        <w:t>Sigcomm</w:t>
-      </w:r>
-      <w:proofErr w:type="spellEnd"/>
-      <w:r>
-        <w:rPr>
-          <w:sz w:val="22"/>
-          <w:szCs w:val="22"/>
-        </w:rPr>
-        <w:t xml:space="preserve"> 2021</w:t>
+        <w:t>,</w:t>
+      </w:r>
+      <w:r>
+        <w:rPr>
+          <w:sz w:val="22"/>
+          <w:szCs w:val="22"/>
+        </w:rPr>
+        <w:t xml:space="preserve"> HotNet 2021</w:t>
       </w:r>
     </w:p>
     <w:p>
@@ -1891,44 +1760,56 @@
           <w:sz w:val="22"/>
           <w:szCs w:val="22"/>
         </w:rPr>
-        <w:t>, “</w:t>
-      </w:r>
-      <w:r>
-        <w:rPr>
-          <w:sz w:val="22"/>
-          <w:szCs w:val="22"/>
-        </w:rPr>
-        <w:t>Flexible Routing with Policy Exchange</w:t>
-      </w:r>
-      <w:r>
-        <w:rPr>
-          <w:sz w:val="22"/>
-          <w:szCs w:val="22"/>
-        </w:rPr>
-        <w:t xml:space="preserve">”, </w:t>
-      </w:r>
-      <w:r>
-        <w:rPr>
-          <w:sz w:val="22"/>
-          <w:szCs w:val="22"/>
-        </w:rPr>
-        <w:t xml:space="preserve">June 2021, </w:t>
-      </w:r>
-      <w:proofErr w:type="spellStart"/>
-      <w:r>
-        <w:rPr>
-          <w:sz w:val="22"/>
-          <w:szCs w:val="22"/>
-        </w:rPr>
-        <w:t>APNet</w:t>
-      </w:r>
-      <w:proofErr w:type="spellEnd"/>
-      <w:r>
-        <w:rPr>
-          <w:sz w:val="22"/>
-          <w:szCs w:val="22"/>
-        </w:rPr>
-        <w:t xml:space="preserve"> 2021</w:t>
+        <w:t xml:space="preserve">, </w:t>
+      </w:r>
+      <w:r>
+        <w:rPr>
+          <w:sz w:val="22"/>
+          <w:szCs w:val="22"/>
+        </w:rPr>
+        <w:t xml:space="preserve">August 2021, </w:t>
+      </w:r>
+      <w:r>
+        <w:rPr>
+          <w:sz w:val="22"/>
+          <w:szCs w:val="22"/>
+        </w:rPr>
+        <w:t>“</w:t>
+      </w:r>
+      <w:r>
+        <w:rPr>
+          <w:sz w:val="22"/>
+          <w:szCs w:val="22"/>
+        </w:rPr>
+        <w:t>Sarasate: A Strong Representation System for Networking Policies</w:t>
+      </w:r>
+      <w:r>
+        <w:rPr>
+          <w:sz w:val="22"/>
+          <w:szCs w:val="22"/>
+        </w:rPr>
+        <w:t>”</w:t>
+      </w:r>
+      <w:r>
+        <w:rPr>
+          <w:sz w:val="22"/>
+          <w:szCs w:val="22"/>
+        </w:rPr>
+        <w:t xml:space="preserve">, </w:t>
+      </w:r>
+      <w:r>
+        <w:rPr>
+          <w:sz w:val="22"/>
+          <w:szCs w:val="22"/>
+        </w:rPr>
+        <w:t xml:space="preserve">November 2021, </w:t>
+      </w:r>
+      <w:r>
+        <w:rPr>
+          <w:sz w:val="22"/>
+          <w:szCs w:val="22"/>
+        </w:rPr>
+        <w:t>Sigcomm 2021</w:t>
       </w:r>
     </w:p>
     <w:p>
@@ -1950,7 +1831,21 @@
           <w:sz w:val="22"/>
           <w:szCs w:val="22"/>
         </w:rPr>
-        <w:t xml:space="preserve">W. Zhang, J. Wang and </w:t>
+        <w:t>B</w:t>
+      </w:r>
+      <w:r>
+        <w:rPr>
+          <w:sz w:val="22"/>
+          <w:szCs w:val="22"/>
+        </w:rPr>
+        <w:t>.</w:t>
+      </w:r>
+      <w:r>
+        <w:rPr>
+          <w:sz w:val="22"/>
+          <w:szCs w:val="22"/>
+        </w:rPr>
+        <w:t xml:space="preserve"> Gui, </w:t>
       </w:r>
       <w:r>
         <w:rPr>
@@ -1966,30 +1861,56 @@
           <w:sz w:val="22"/>
           <w:szCs w:val="22"/>
         </w:rPr>
-        <w:t xml:space="preserve">, “Dynamic Hand Gesture Recognition Based on Short-Term Sampling Neural Networks”, IEEE/CAA Journal of </w:t>
-      </w:r>
-      <w:proofErr w:type="spellStart"/>
-      <w:r>
-        <w:rPr>
-          <w:sz w:val="22"/>
-          <w:szCs w:val="22"/>
-        </w:rPr>
-        <w:t>Automatica</w:t>
-      </w:r>
-      <w:proofErr w:type="spellEnd"/>
-      <w:r>
-        <w:rPr>
-          <w:sz w:val="22"/>
-          <w:szCs w:val="22"/>
-        </w:rPr>
-        <w:t xml:space="preserve"> Sinica</w:t>
-      </w:r>
-      <w:r>
-        <w:rPr>
-          <w:sz w:val="22"/>
-          <w:szCs w:val="22"/>
-        </w:rPr>
-        <w:t xml:space="preserve"> 2020</w:t>
+        <w:t>, and A</w:t>
+      </w:r>
+      <w:r>
+        <w:rPr>
+          <w:sz w:val="22"/>
+          <w:szCs w:val="22"/>
+        </w:rPr>
+        <w:t xml:space="preserve">. </w:t>
+      </w:r>
+      <w:r>
+        <w:rPr>
+          <w:sz w:val="22"/>
+          <w:szCs w:val="22"/>
+        </w:rPr>
+        <w:t>Wang</w:t>
+      </w:r>
+      <w:r>
+        <w:rPr>
+          <w:sz w:val="22"/>
+          <w:szCs w:val="22"/>
+        </w:rPr>
+        <w:t>, “</w:t>
+      </w:r>
+      <w:r>
+        <w:rPr>
+          <w:sz w:val="22"/>
+          <w:szCs w:val="22"/>
+        </w:rPr>
+        <w:t>Flexible Routing with Policy Exchange</w:t>
+      </w:r>
+      <w:r>
+        <w:rPr>
+          <w:sz w:val="22"/>
+          <w:szCs w:val="22"/>
+        </w:rPr>
+        <w:t xml:space="preserve">”, </w:t>
+      </w:r>
+      <w:r>
+        <w:rPr>
+          <w:sz w:val="22"/>
+          <w:szCs w:val="22"/>
+        </w:rPr>
+        <w:t xml:space="preserve">June 2021, </w:t>
+      </w:r>
+      <w:r>
+        <w:rPr>
+          <w:sz w:val="22"/>
+          <w:szCs w:val="22"/>
+        </w:rPr>
+        <w:t>APNet 2021</w:t>
       </w:r>
     </w:p>
     <w:p>
@@ -2008,35 +1929,33 @@
       </w:pPr>
       <w:r>
         <w:rPr>
-          <w:b/>
-          <w:bCs/>
-          <w:sz w:val="22"/>
-          <w:szCs w:val="22"/>
-        </w:rPr>
-        <w:t xml:space="preserve">F. </w:t>
-      </w:r>
-      <w:r>
-        <w:rPr>
-          <w:b/>
-          <w:bCs/>
-          <w:sz w:val="22"/>
-          <w:szCs w:val="22"/>
-        </w:rPr>
-        <w:t>Lan</w:t>
-      </w:r>
-      <w:r>
-        <w:rPr>
-          <w:sz w:val="22"/>
-          <w:szCs w:val="22"/>
-        </w:rPr>
-        <w:t>, “The Study of the Algorithm for the Prediction of Photovoltaic Power Based on LSTM and System Development”</w:t>
-      </w:r>
-      <w:r>
-        <w:rPr>
-          <w:sz w:val="22"/>
-          <w:szCs w:val="22"/>
-        </w:rPr>
-        <w:t xml:space="preserve"> (Undergraduate Thesis - Chinese)</w:t>
+          <w:sz w:val="22"/>
+          <w:szCs w:val="22"/>
+        </w:rPr>
+        <w:t xml:space="preserve">W. Zhang, J. Wang and </w:t>
+      </w:r>
+      <w:r>
+        <w:rPr>
+          <w:b/>
+          <w:bCs/>
+          <w:sz w:val="22"/>
+          <w:szCs w:val="22"/>
+        </w:rPr>
+        <w:t>F. Lan</w:t>
+      </w:r>
+      <w:r>
+        <w:rPr>
+          <w:sz w:val="22"/>
+          <w:szCs w:val="22"/>
+        </w:rPr>
+        <w:t>, “Dynamic Hand Gesture Recognition Based on Short-Term Sampling Neural Networks”, IEEE/CAA Journal of Automatica Sinica</w:t>
+      </w:r>
+      <w:r>
+        <w:rPr>
+          <w:sz w:val="22"/>
+          <w:szCs w:val="22"/>
+        </w:rPr>
+        <w:t xml:space="preserve"> 2020</w:t>
       </w:r>
     </w:p>
     <w:p>
@@ -2060,6 +1979,53 @@
           <w:sz w:val="22"/>
           <w:szCs w:val="22"/>
         </w:rPr>
+        <w:t xml:space="preserve">F. </w:t>
+      </w:r>
+      <w:r>
+        <w:rPr>
+          <w:b/>
+          <w:bCs/>
+          <w:sz w:val="22"/>
+          <w:szCs w:val="22"/>
+        </w:rPr>
+        <w:t>Lan</w:t>
+      </w:r>
+      <w:r>
+        <w:rPr>
+          <w:sz w:val="22"/>
+          <w:szCs w:val="22"/>
+        </w:rPr>
+        <w:t>, “The Study of the Algorithm for the Prediction of Photovoltaic Power Based on LSTM and System Development”</w:t>
+      </w:r>
+      <w:r>
+        <w:rPr>
+          <w:sz w:val="22"/>
+          <w:szCs w:val="22"/>
+        </w:rPr>
+        <w:t xml:space="preserve"> (Undergraduate Thesis - Chinese)</w:t>
+      </w:r>
+    </w:p>
+    <w:p>
+      <w:pPr>
+        <w:pStyle w:val="ListParagraph"/>
+        <w:numPr>
+          <w:ilvl w:val="0"/>
+          <w:numId w:val="2"/>
+        </w:numPr>
+        <w:ind w:left="-180" w:right="-720"/>
+        <w:jc w:val="both"/>
+        <w:rPr>
+          <w:sz w:val="22"/>
+          <w:szCs w:val="22"/>
+        </w:rPr>
+      </w:pPr>
+      <w:r>
+        <w:rPr>
+          <w:b/>
+          <w:bCs/>
+          <w:sz w:val="22"/>
+          <w:szCs w:val="22"/>
+        </w:rPr>
         <w:t>F</w:t>
       </w:r>
       <w:r>
@@ -2086,6 +2052,434 @@
           <w:szCs w:val="22"/>
         </w:rPr>
         <w:t>, W. Zhang, X Ying, “An Indoor Positioning System Based on ZigBee and RSSI Ranging Algorithm”, Software Guide, 2018, 17(2): 110-113. (Chinese)</w:t>
+      </w:r>
+    </w:p>
+    <w:p>
+      <w:pPr>
+        <w:ind w:left="-720" w:right="-720"/>
+        <w:rPr>
+          <w:b/>
+          <w:bCs/>
+          <w:sz w:val="28"/>
+          <w:szCs w:val="28"/>
+          <w:u w:val="thick"/>
+        </w:rPr>
+      </w:pPr>
+    </w:p>
+    <w:p>
+      <w:pPr>
+        <w:ind w:left="-720" w:right="-720"/>
+        <w:rPr>
+          <w:b/>
+          <w:bCs/>
+          <w:sz w:val="28"/>
+          <w:szCs w:val="28"/>
+          <w:u w:val="thick"/>
+        </w:rPr>
+      </w:pPr>
+      <w:r>
+        <w:rPr>
+          <w:b/>
+          <w:bCs/>
+          <w:sz w:val="28"/>
+          <w:szCs w:val="28"/>
+          <w:u w:val="thick"/>
+        </w:rPr>
+        <w:t>Work</w:t>
+      </w:r>
+      <w:r>
+        <w:rPr>
+          <w:b/>
+          <w:bCs/>
+          <w:sz w:val="28"/>
+          <w:szCs w:val="28"/>
+          <w:u w:val="thick"/>
+        </w:rPr>
+        <w:t xml:space="preserve"> experience</w:t>
+      </w:r>
+    </w:p>
+    <w:p>
+      <w:pPr>
+        <w:pStyle w:val="ListParagraph"/>
+        <w:numPr>
+          <w:ilvl w:val="0"/>
+          <w:numId w:val="5"/>
+        </w:numPr>
+        <w:ind w:left="-180" w:right="-720"/>
+      </w:pPr>
+      <w:r>
+        <w:rPr>
+          <w:b/>
+          <w:bCs/>
+        </w:rPr>
+        <w:t>Applied Scientist</w:t>
+      </w:r>
+      <w:r>
+        <w:rPr>
+          <w:b/>
+          <w:bCs/>
+        </w:rPr>
+        <w:t xml:space="preserve"> II</w:t>
+      </w:r>
+      <w:r>
+        <w:rPr>
+          <w:b/>
+          <w:bCs/>
+        </w:rPr>
+        <w:tab/>
+      </w:r>
+      <w:r>
+        <w:t xml:space="preserve">                                                                </w:t>
+      </w:r>
+      <w:r>
+        <w:tab/>
+        <w:t xml:space="preserve">          </w:t>
+      </w:r>
+      <w:r>
+        <w:tab/>
+      </w:r>
+      <w:r>
+        <w:tab/>
+        <w:t>Apr. 2026 – now</w:t>
+      </w:r>
+    </w:p>
+    <w:p>
+      <w:pPr>
+        <w:ind w:left="-540" w:right="-720"/>
+        <w:rPr>
+          <w:sz w:val="22"/>
+          <w:szCs w:val="22"/>
+        </w:rPr>
+      </w:pPr>
+      <w:r>
+        <w:rPr>
+          <w:b/>
+          <w:bCs/>
+          <w:sz w:val="22"/>
+          <w:szCs w:val="22"/>
+        </w:rPr>
+        <w:t>Company:</w:t>
+      </w:r>
+      <w:r>
+        <w:rPr>
+          <w:sz w:val="22"/>
+          <w:szCs w:val="22"/>
+        </w:rPr>
+        <w:t xml:space="preserve"> Amazon</w:t>
+      </w:r>
+      <w:r>
+        <w:rPr>
+          <w:sz w:val="22"/>
+          <w:szCs w:val="22"/>
+        </w:rPr>
+        <w:t>.com Services LLC</w:t>
+      </w:r>
+      <w:r>
+        <w:rPr>
+          <w:sz w:val="22"/>
+          <w:szCs w:val="22"/>
+        </w:rPr>
+        <w:t xml:space="preserve">, </w:t>
+      </w:r>
+      <w:r>
+        <w:rPr>
+          <w:sz w:val="22"/>
+          <w:szCs w:val="22"/>
+        </w:rPr>
+        <w:t>Amazon JFK27</w:t>
+      </w:r>
+      <w:r>
+        <w:rPr>
+          <w:sz w:val="22"/>
+          <w:szCs w:val="22"/>
+        </w:rPr>
+        <w:t xml:space="preserve">, </w:t>
+      </w:r>
+      <w:r>
+        <w:rPr>
+          <w:sz w:val="22"/>
+          <w:szCs w:val="22"/>
+        </w:rPr>
+        <w:t>NY</w:t>
+      </w:r>
+    </w:p>
+    <w:p>
+      <w:pPr>
+        <w:ind w:left="-540"/>
+        <w:rPr>
+          <w:sz w:val="22"/>
+          <w:szCs w:val="22"/>
+        </w:rPr>
+      </w:pPr>
+      <w:r>
+        <w:rPr>
+          <w:b/>
+          <w:bCs/>
+          <w:sz w:val="22"/>
+          <w:szCs w:val="22"/>
+        </w:rPr>
+        <w:lastRenderedPageBreak/>
+        <w:t>Project Description:</w:t>
+      </w:r>
+      <w:r>
+        <w:rPr>
+          <w:sz w:val="22"/>
+          <w:szCs w:val="22"/>
+        </w:rPr>
+        <w:t xml:space="preserve"> </w:t>
+      </w:r>
+      <w:r>
+        <w:rPr>
+          <w:sz w:val="22"/>
+          <w:szCs w:val="22"/>
+        </w:rPr>
+        <w:t xml:space="preserve">Percolate Optimization Data Platform and Analytics mission is to provide timely and reliable </w:t>
+      </w:r>
+      <w:r>
+        <w:rPr>
+          <w:sz w:val="22"/>
+          <w:szCs w:val="22"/>
+        </w:rPr>
+        <w:t>high-quality</w:t>
+      </w:r>
+      <w:r>
+        <w:rPr>
+          <w:sz w:val="22"/>
+          <w:szCs w:val="22"/>
+        </w:rPr>
+        <w:t xml:space="preserve"> data as well as scalable infrastructure, and tooling to enable the Percolate team to quickly and consistently iterate on innovative approaches to improve customer experience by showing the right content, at the right time, and in the right place for that customer. Our self-service analytics solutions drive better customer experiences and incremental business value by delivering performance insights and transparency to all Percolate tenants, including content providers, experience owners, and Percolate internal teams, enabling them to understand content and customer behavior and value on all Percolate powered surfaces.</w:t>
+      </w:r>
+    </w:p>
+    <w:p>
+      <w:pPr>
+        <w:pStyle w:val="ListParagraph"/>
+        <w:ind w:left="-180" w:right="-720"/>
+      </w:pPr>
+    </w:p>
+    <w:p>
+      <w:pPr>
+        <w:pStyle w:val="ListParagraph"/>
+        <w:numPr>
+          <w:ilvl w:val="0"/>
+          <w:numId w:val="5"/>
+        </w:numPr>
+        <w:ind w:left="-180" w:right="-720"/>
+      </w:pPr>
+      <w:r>
+        <w:rPr>
+          <w:b/>
+          <w:bCs/>
+        </w:rPr>
+        <w:t>Applied Scientist Intern</w:t>
+      </w:r>
+      <w:r>
+        <w:t xml:space="preserve">                                                                </w:t>
+      </w:r>
+      <w:r>
+        <w:tab/>
+        <w:t xml:space="preserve">          </w:t>
+      </w:r>
+      <w:r>
+        <w:tab/>
+      </w:r>
+      <w:r>
+        <w:tab/>
+        <w:t>June 2025 – Sept. 2025</w:t>
+      </w:r>
+    </w:p>
+    <w:p>
+      <w:pPr>
+        <w:ind w:left="-540" w:right="-720"/>
+        <w:rPr>
+          <w:sz w:val="22"/>
+          <w:szCs w:val="22"/>
+        </w:rPr>
+      </w:pPr>
+      <w:r>
+        <w:rPr>
+          <w:b/>
+          <w:bCs/>
+          <w:sz w:val="22"/>
+          <w:szCs w:val="22"/>
+        </w:rPr>
+        <w:t>Company:</w:t>
+      </w:r>
+      <w:r>
+        <w:rPr>
+          <w:sz w:val="22"/>
+          <w:szCs w:val="22"/>
+        </w:rPr>
+        <w:t xml:space="preserve"> Amazon Web Services, Arlington, VA</w:t>
+      </w:r>
+    </w:p>
+    <w:p>
+      <w:pPr>
+        <w:ind w:left="-540" w:right="-720"/>
+        <w:rPr>
+          <w:sz w:val="22"/>
+          <w:szCs w:val="22"/>
+        </w:rPr>
+      </w:pPr>
+      <w:r>
+        <w:rPr>
+          <w:b/>
+          <w:bCs/>
+          <w:sz w:val="22"/>
+          <w:szCs w:val="22"/>
+        </w:rPr>
+        <w:t>Project Description:</w:t>
+      </w:r>
+      <w:r>
+        <w:rPr>
+          <w:sz w:val="22"/>
+          <w:szCs w:val="22"/>
+        </w:rPr>
+        <w:t xml:space="preserve"> This internship project addresses critical challenges faced by incident responders investigating potential security incidents. Specifically, it targets three key pain points: manual and repetitive search processes across multiple log sources, inefficient search strategies when confronting complex and novel security patterns, and the overwhelming challenge of analyzing large data volumes during time-sensitive investigations. This project will developing an agentic search system that can (1) automate repetitive search tasks across multiple log sources; (2) process natural language queries from security analysts; (3) provide consistent, evidence-based findings.</w:t>
+      </w:r>
+    </w:p>
+    <w:p>
+      <w:pPr>
+        <w:ind w:left="-540" w:right="-720"/>
+        <w:rPr>
+          <w:sz w:val="22"/>
+          <w:szCs w:val="22"/>
+        </w:rPr>
+      </w:pPr>
+      <w:r>
+        <w:rPr>
+          <w:b/>
+          <w:bCs/>
+          <w:sz w:val="22"/>
+          <w:szCs w:val="22"/>
+        </w:rPr>
+        <w:t>Skills:</w:t>
+      </w:r>
+      <w:r>
+        <w:rPr>
+          <w:sz w:val="22"/>
+          <w:szCs w:val="22"/>
+        </w:rPr>
+        <w:t xml:space="preserve"> LLM, LLM agent, Bedrock API, Strands SDK, DuckDB, Python</w:t>
+      </w:r>
+    </w:p>
+    <w:p>
+      <w:pPr>
+        <w:ind w:left="-540" w:right="-720"/>
+      </w:pPr>
+    </w:p>
+    <w:p>
+      <w:pPr>
+        <w:pStyle w:val="ListParagraph"/>
+        <w:numPr>
+          <w:ilvl w:val="0"/>
+          <w:numId w:val="5"/>
+        </w:numPr>
+        <w:ind w:left="-180" w:right="-720"/>
+      </w:pPr>
+      <w:r>
+        <w:rPr>
+          <w:b/>
+          <w:bCs/>
+        </w:rPr>
+        <w:t>Research &amp; Teaching Assistant</w:t>
+      </w:r>
+      <w:r>
+        <w:t xml:space="preserve">                                                                </w:t>
+      </w:r>
+      <w:r>
+        <w:tab/>
+      </w:r>
+      <w:r>
+        <w:tab/>
+        <w:t xml:space="preserve">Sep. 2021 – </w:t>
+      </w:r>
+      <w:r>
+        <w:t>April 2026</w:t>
+      </w:r>
+    </w:p>
+    <w:p>
+      <w:pPr>
+        <w:ind w:left="-540" w:right="-720"/>
+        <w:rPr>
+          <w:sz w:val="22"/>
+          <w:szCs w:val="22"/>
+        </w:rPr>
+      </w:pPr>
+      <w:r>
+        <w:rPr>
+          <w:b/>
+          <w:bCs/>
+          <w:sz w:val="22"/>
+          <w:szCs w:val="22"/>
+        </w:rPr>
+        <w:t>Company:</w:t>
+      </w:r>
+      <w:r>
+        <w:rPr>
+          <w:sz w:val="22"/>
+          <w:szCs w:val="22"/>
+        </w:rPr>
+        <w:t xml:space="preserve"> Temple University</w:t>
+      </w:r>
+    </w:p>
+    <w:p>
+      <w:pPr>
+        <w:ind w:left="-540" w:right="-720"/>
+      </w:pPr>
+    </w:p>
+    <w:p>
+      <w:pPr>
+        <w:pStyle w:val="ListParagraph"/>
+        <w:numPr>
+          <w:ilvl w:val="0"/>
+          <w:numId w:val="5"/>
+        </w:numPr>
+        <w:ind w:left="-180" w:right="-720"/>
+      </w:pPr>
+      <w:r>
+        <w:rPr>
+          <w:b/>
+          <w:bCs/>
+        </w:rPr>
+        <w:t>Research &amp; Teaching Assistant</w:t>
+      </w:r>
+      <w:r>
+        <w:t xml:space="preserve">                                           </w:t>
+      </w:r>
+      <w:r>
+        <w:tab/>
+      </w:r>
+      <w:r>
+        <w:tab/>
+      </w:r>
+      <w:r>
+        <w:tab/>
+        <w:t>Sep. 2019 – Dec. 2020</w:t>
+      </w:r>
+    </w:p>
+    <w:p>
+      <w:pPr>
+        <w:ind w:left="-540" w:right="-720"/>
+        <w:rPr>
+          <w:sz w:val="22"/>
+          <w:szCs w:val="22"/>
+        </w:rPr>
+      </w:pPr>
+      <w:r>
+        <w:rPr>
+          <w:b/>
+          <w:bCs/>
+          <w:sz w:val="22"/>
+          <w:szCs w:val="22"/>
+        </w:rPr>
+        <w:t>Company:</w:t>
+      </w:r>
+      <w:r>
+        <w:rPr>
+          <w:sz w:val="22"/>
+          <w:szCs w:val="22"/>
+        </w:rPr>
+        <w:t xml:space="preserve"> Monmouth University</w:t>
       </w:r>
     </w:p>
     <w:p>
@@ -2185,7 +2579,10 @@
         <w:tab/>
       </w:r>
       <w:r>
-        <w:t>Sept. 2025 – now</w:t>
+        <w:t xml:space="preserve">Sept. 2025 – </w:t>
+      </w:r>
+      <w:r>
+        <w:t>July. 2026</w:t>
       </w:r>
     </w:p>
     <w:p>
@@ -2210,15 +2607,7 @@
           <w:sz w:val="22"/>
           <w:szCs w:val="22"/>
         </w:rPr>
-        <w:t xml:space="preserve">Developed a database tuning approach that incorporates explicit knob dependency and constraint rules into Bayesian Optimization–based tuning, reducing reliance on pure trial-and-error. By leveraging documented </w:t>
-      </w:r>
-      <w:r>
-        <w:rPr>
-          <w:sz w:val="22"/>
-          <w:szCs w:val="22"/>
-        </w:rPr>
-        <w:lastRenderedPageBreak/>
-        <w:t>system knowledge, the method avoids invalid or suboptimal configurations and accelerates convergence to high-performance settings.</w:t>
+        <w:t>Developed a database tuning approach that incorporates explicit knob dependency and constraint rules into Bayesian Optimization–based tuning, reducing reliance on pure trial-and-error. By leveraging documented system knowledge, the method avoids invalid or suboptimal configurations and accelerates convergence to high-performance settings.</w:t>
       </w:r>
     </w:p>
     <w:p>
@@ -2264,40 +2653,15 @@
           <w:sz w:val="22"/>
           <w:szCs w:val="22"/>
         </w:rPr>
-        <w:t xml:space="preserve"> Information </w:t>
-      </w:r>
-      <w:proofErr w:type="gramStart"/>
-      <w:r>
-        <w:rPr>
-          <w:sz w:val="22"/>
-          <w:szCs w:val="22"/>
-        </w:rPr>
-        <w:t>Retrieval(</w:t>
-      </w:r>
-      <w:proofErr w:type="gramEnd"/>
-      <w:r>
-        <w:rPr>
-          <w:sz w:val="22"/>
-          <w:szCs w:val="22"/>
-        </w:rPr>
-        <w:t>IR), Bayesian Optimization, Parameters Tuning,</w:t>
-      </w:r>
-      <w:r>
-        <w:rPr>
-          <w:sz w:val="22"/>
-          <w:szCs w:val="22"/>
-        </w:rPr>
-        <w:t xml:space="preserve"> PostgreSQL, </w:t>
-      </w:r>
-      <w:proofErr w:type="spellStart"/>
-      <w:r>
-        <w:rPr>
-          <w:sz w:val="22"/>
-          <w:szCs w:val="22"/>
-        </w:rPr>
-        <w:t>Benchbase</w:t>
-      </w:r>
-      <w:proofErr w:type="spellEnd"/>
+        <w:t xml:space="preserve"> Information Retrieval(IR), Bayesian Optimization, Parameters Tuning,</w:t>
+      </w:r>
+      <w:r>
+        <w:rPr>
+          <w:sz w:val="22"/>
+          <w:szCs w:val="22"/>
+        </w:rPr>
+        <w:t xml:space="preserve"> PostgreSQL, Benchbase</w:t>
+      </w:r>
     </w:p>
     <w:p>
       <w:pPr>
@@ -2334,7 +2698,6 @@
       <w:pPr>
         <w:ind w:left="-540" w:right="-720"/>
         <w:rPr>
-          <w:rFonts w:hint="eastAsia"/>
           <w:sz w:val="22"/>
           <w:szCs w:val="22"/>
         </w:rPr>
@@ -2375,7 +2738,10 @@
         <w:tab/>
       </w:r>
       <w:r>
-        <w:t>Sept. 2025 – now</w:t>
+        <w:t xml:space="preserve">Sept. 2025 – </w:t>
+      </w:r>
+      <w:r>
+        <w:t>May 2026</w:t>
       </w:r>
     </w:p>
     <w:p>
@@ -2445,6 +2811,41 @@
     <w:p>
       <w:pPr>
         <w:ind w:left="-540" w:right="-720"/>
+        <w:rPr>
+          <w:sz w:val="22"/>
+          <w:szCs w:val="22"/>
+        </w:rPr>
+      </w:pPr>
+      <w:r>
+        <w:rPr>
+          <w:b/>
+          <w:bCs/>
+          <w:sz w:val="22"/>
+          <w:szCs w:val="22"/>
+        </w:rPr>
+        <w:t>GitHub:</w:t>
+      </w:r>
+      <w:r>
+        <w:rPr>
+          <w:sz w:val="22"/>
+          <w:szCs w:val="22"/>
+        </w:rPr>
+        <w:t xml:space="preserve"> </w:t>
+      </w:r>
+      <w:hyperlink r:id="rId10" w:history="1">
+        <w:r>
+          <w:rPr>
+            <w:rStyle w:val="Hyperlink"/>
+            <w:sz w:val="22"/>
+            <w:szCs w:val="22"/>
+          </w:rPr>
+          <w:t>https://github.com/TUDMLab/Many-Shot-ICL-NER</w:t>
+        </w:r>
+      </w:hyperlink>
+    </w:p>
+    <w:p>
+      <w:pPr>
+        <w:ind w:right="-720"/>
         <w:rPr>
           <w:sz w:val="22"/>
           <w:szCs w:val="22"/>
@@ -2486,10 +2887,7 @@
         <w:tab/>
       </w:r>
       <w:r>
-        <w:t xml:space="preserve">Sept. 2025 – </w:t>
-      </w:r>
-      <w:r>
-        <w:t>Mar. 2026</w:t>
+        <w:t>Sept. 2025 – Mar. 2026</w:t>
       </w:r>
     </w:p>
     <w:p>
@@ -2539,28 +2937,7 @@
           <w:sz w:val="22"/>
           <w:szCs w:val="22"/>
         </w:rPr>
-        <w:t xml:space="preserve"> LLM, </w:t>
-      </w:r>
-      <w:r>
-        <w:rPr>
-          <w:sz w:val="22"/>
-          <w:szCs w:val="22"/>
-        </w:rPr>
-        <w:t>BM25</w:t>
-      </w:r>
-      <w:r>
-        <w:rPr>
-          <w:sz w:val="22"/>
-          <w:szCs w:val="22"/>
-        </w:rPr>
-        <w:t>,</w:t>
-      </w:r>
-      <w:r>
-        <w:rPr>
-          <w:sz w:val="22"/>
-          <w:szCs w:val="22"/>
-        </w:rPr>
-        <w:t xml:space="preserve"> Microblog Retrieval</w:t>
+        <w:t xml:space="preserve"> LLM, BM25, Microblog Retrieval</w:t>
       </w:r>
     </w:p>
     <w:p>
@@ -2578,6 +2955,7 @@
           <w:sz w:val="22"/>
           <w:szCs w:val="22"/>
         </w:rPr>
+        <w:lastRenderedPageBreak/>
         <w:t>Website</w:t>
       </w:r>
       <w:r>
@@ -2587,7 +2965,7 @@
         </w:rPr>
         <w:t xml:space="preserve">: </w:t>
       </w:r>
-      <w:hyperlink r:id="rId10" w:history="1">
+      <w:hyperlink r:id="rId11" w:history="1">
         <w:r>
           <w:rPr>
             <w:rStyle w:val="Hyperlink"/>
@@ -2618,7 +2996,7 @@
         </w:rPr>
         <w:t xml:space="preserve">: </w:t>
       </w:r>
-      <w:hyperlink r:id="rId11" w:history="1">
+      <w:hyperlink r:id="rId12" w:history="1">
         <w:r>
           <w:rPr>
             <w:rStyle w:val="Hyperlink"/>
@@ -2633,7 +3011,6 @@
       <w:pPr>
         <w:ind w:left="-540" w:right="-720"/>
         <w:rPr>
-          <w:rFonts w:hint="eastAsia"/>
           <w:sz w:val="22"/>
           <w:szCs w:val="22"/>
         </w:rPr>
@@ -2725,7 +3102,10 @@
         <w:tab/>
       </w:r>
       <w:r>
-        <w:t>Sept. 2024 – now</w:t>
+        <w:t xml:space="preserve">Sept. 2024 – </w:t>
+      </w:r>
+      <w:r>
+        <w:t>Sept. 2025</w:t>
       </w:r>
     </w:p>
     <w:p>
@@ -2775,17 +3155,8 @@
           <w:sz w:val="22"/>
           <w:szCs w:val="22"/>
         </w:rPr>
-        <w:t xml:space="preserve"> Python, GPT-4, Llama2, PostgreSQL, MySQL, </w:t>
-      </w:r>
-      <w:proofErr w:type="spellStart"/>
-      <w:r>
-        <w:rPr>
-          <w:sz w:val="22"/>
-          <w:szCs w:val="22"/>
-        </w:rPr>
-        <w:t>Benchbase</w:t>
-      </w:r>
-      <w:proofErr w:type="spellEnd"/>
+        <w:t xml:space="preserve"> Python, GPT-4, Llama2, PostgreSQL, MySQL, Benchbase</w:t>
+      </w:r>
     </w:p>
     <w:p>
       <w:pPr>
@@ -2904,7 +3275,7 @@
         </w:rPr>
         <w:t xml:space="preserve">: </w:t>
       </w:r>
-      <w:hyperlink r:id="rId12" w:history="1">
+      <w:hyperlink r:id="rId13" w:history="1">
         <w:r>
           <w:rPr>
             <w:rStyle w:val="Hyperlink"/>
@@ -2939,7 +3310,7 @@
         </w:rPr>
         <w:t xml:space="preserve">: </w:t>
       </w:r>
-      <w:hyperlink r:id="rId13" w:history="1">
+      <w:hyperlink r:id="rId14" w:history="1">
         <w:r>
           <w:rPr>
             <w:rStyle w:val="Hyperlink"/>
@@ -2992,6 +3363,90 @@
           <w:szCs w:val="22"/>
         </w:rPr>
       </w:pPr>
+      <w:r>
+        <w:rPr>
+          <w:b/>
+          <w:bCs/>
+          <w:sz w:val="22"/>
+          <w:szCs w:val="22"/>
+        </w:rPr>
+        <w:t>Website</w:t>
+      </w:r>
+      <w:r>
+        <w:rPr>
+          <w:sz w:val="22"/>
+          <w:szCs w:val="22"/>
+        </w:rPr>
+        <w:t>:</w:t>
+      </w:r>
+      <w:r>
+        <w:rPr>
+          <w:sz w:val="22"/>
+          <w:szCs w:val="22"/>
+        </w:rPr>
+        <w:t xml:space="preserve"> </w:t>
+      </w:r>
+      <w:hyperlink r:id="rId15" w:history="1">
+        <w:r>
+          <w:rPr>
+            <w:rStyle w:val="Hyperlink"/>
+            <w:sz w:val="22"/>
+            <w:szCs w:val="22"/>
+          </w:rPr>
+          <w:t>https://sites.google.com/view/dmlab-editintention/making-revisions-understandable</w:t>
+        </w:r>
+      </w:hyperlink>
+    </w:p>
+    <w:p>
+      <w:pPr>
+        <w:ind w:left="-540" w:right="-720"/>
+        <w:rPr>
+          <w:sz w:val="22"/>
+          <w:szCs w:val="22"/>
+        </w:rPr>
+      </w:pPr>
+      <w:r>
+        <w:rPr>
+          <w:b/>
+          <w:bCs/>
+          <w:sz w:val="22"/>
+          <w:szCs w:val="22"/>
+        </w:rPr>
+        <w:t>GitHub</w:t>
+      </w:r>
+      <w:r>
+        <w:rPr>
+          <w:sz w:val="22"/>
+          <w:szCs w:val="22"/>
+        </w:rPr>
+        <w:t>:</w:t>
+      </w:r>
+      <w:r>
+        <w:rPr>
+          <w:sz w:val="22"/>
+          <w:szCs w:val="22"/>
+        </w:rPr>
+        <w:t xml:space="preserve"> </w:t>
+      </w:r>
+      <w:hyperlink r:id="rId16" w:history="1">
+        <w:r>
+          <w:rPr>
+            <w:rStyle w:val="Hyperlink"/>
+            <w:sz w:val="22"/>
+            <w:szCs w:val="22"/>
+          </w:rPr>
+          <w:t>https://github.com/TUDMLab/MakeRevisionsUnderstandable</w:t>
+        </w:r>
+      </w:hyperlink>
+    </w:p>
+    <w:p>
+      <w:pPr>
+        <w:ind w:left="-540" w:right="-720"/>
+        <w:rPr>
+          <w:sz w:val="22"/>
+          <w:szCs w:val="22"/>
+        </w:rPr>
+      </w:pPr>
     </w:p>
     <w:p>
       <w:pPr>
@@ -3139,71 +3594,7 @@
           <w:sz w:val="22"/>
           <w:szCs w:val="22"/>
         </w:rPr>
-        <w:t xml:space="preserve">Fauré, a preliminary design in which a </w:t>
-      </w:r>
-      <w:proofErr w:type="spellStart"/>
-      <w:r>
-        <w:rPr>
-          <w:sz w:val="22"/>
-          <w:szCs w:val="22"/>
-        </w:rPr>
-        <w:t>datalog</w:t>
-      </w:r>
-      <w:proofErr w:type="spellEnd"/>
-      <w:r>
-        <w:rPr>
-          <w:sz w:val="22"/>
-          <w:szCs w:val="22"/>
-        </w:rPr>
-        <w:t xml:space="preserve"> extension (called </w:t>
-      </w:r>
-      <w:proofErr w:type="spellStart"/>
-      <w:r>
-        <w:rPr>
-          <w:sz w:val="22"/>
-          <w:szCs w:val="22"/>
-        </w:rPr>
-        <w:t>fauré</w:t>
-      </w:r>
-      <w:proofErr w:type="spellEnd"/>
-      <w:r>
-        <w:rPr>
-          <w:sz w:val="22"/>
-          <w:szCs w:val="22"/>
-        </w:rPr>
-        <w:t xml:space="preserve">-log) for incomplete information is developed to enable loss-less </w:t>
-      </w:r>
-      <w:proofErr w:type="gramStart"/>
-      <w:r>
-        <w:rPr>
-          <w:sz w:val="22"/>
-          <w:szCs w:val="22"/>
-        </w:rPr>
-        <w:t>modeling, and</w:t>
-      </w:r>
-      <w:proofErr w:type="gramEnd"/>
-      <w:r>
-        <w:rPr>
-          <w:sz w:val="22"/>
-          <w:szCs w:val="22"/>
-        </w:rPr>
-        <w:t xml:space="preserve"> combined with static analysis of pure </w:t>
-      </w:r>
-      <w:proofErr w:type="spellStart"/>
-      <w:r>
-        <w:rPr>
-          <w:sz w:val="22"/>
-          <w:szCs w:val="22"/>
-        </w:rPr>
-        <w:t>datalog</w:t>
-      </w:r>
-      <w:proofErr w:type="spellEnd"/>
-      <w:r>
-        <w:rPr>
-          <w:sz w:val="22"/>
-          <w:szCs w:val="22"/>
-        </w:rPr>
-        <w:t xml:space="preserve"> to implement example relative-complete verifiers.</w:t>
+        <w:t>Fauré, a preliminary design in which a datalog extension (called fauré-log) for incomplete information is developed to enable loss-less modeling, and combined with static analysis of pure datalog to implement example relative-complete verifiers.</w:t>
       </w:r>
     </w:p>
     <w:p>
@@ -3299,7 +3690,6 @@
           <w:sz w:val="22"/>
           <w:szCs w:val="22"/>
         </w:rPr>
-        <w:lastRenderedPageBreak/>
         <w:t>Project description:</w:t>
       </w:r>
       <w:r>
@@ -3314,39 +3704,7 @@
           <w:sz w:val="22"/>
           <w:szCs w:val="22"/>
         </w:rPr>
-        <w:t xml:space="preserve">we adopt conditional tables and the usual SQL interface (a relational structured developed for incomplete database) </w:t>
-      </w:r>
-      <w:proofErr w:type="gramStart"/>
-      <w:r>
-        <w:rPr>
-          <w:sz w:val="22"/>
-          <w:szCs w:val="22"/>
-        </w:rPr>
-        <w:t>as a means to</w:t>
-      </w:r>
-      <w:proofErr w:type="gramEnd"/>
-      <w:r>
-        <w:rPr>
-          <w:sz w:val="22"/>
-          <w:szCs w:val="22"/>
-        </w:rPr>
-        <w:t xml:space="preserve"> represent and query sets of network states in </w:t>
-      </w:r>
-      <w:proofErr w:type="gramStart"/>
-      <w:r>
-        <w:rPr>
-          <w:sz w:val="22"/>
-          <w:szCs w:val="22"/>
-        </w:rPr>
-        <w:t>exactly the same</w:t>
-      </w:r>
-      <w:proofErr w:type="gramEnd"/>
-      <w:r>
-        <w:rPr>
-          <w:sz w:val="22"/>
-          <w:szCs w:val="22"/>
-        </w:rPr>
-        <w:t xml:space="preserve"> way as a single definite network snapshot.</w:t>
+        <w:t>we adopt conditional tables and the usual SQL interface (a relational structured developed for incomplete database) as a means to represent and query sets of network states in exactly the same way as a single definite network snapshot.</w:t>
       </w:r>
     </w:p>
     <w:p>
@@ -3466,23 +3824,7 @@
           <w:sz w:val="22"/>
           <w:szCs w:val="22"/>
         </w:rPr>
-        <w:t xml:space="preserve">Python, </w:t>
-      </w:r>
-      <w:proofErr w:type="spellStart"/>
-      <w:r>
-        <w:rPr>
-          <w:sz w:val="22"/>
-          <w:szCs w:val="22"/>
-        </w:rPr>
-        <w:t>PyTorch</w:t>
-      </w:r>
-      <w:proofErr w:type="spellEnd"/>
-      <w:r>
-        <w:rPr>
-          <w:sz w:val="22"/>
-          <w:szCs w:val="22"/>
-        </w:rPr>
-        <w:t>, OpenCV, PIL, CUDA, 3D Convolutional Neural Network, Flask, HTML/CSS,</w:t>
+        <w:t>Python, PyTorch, OpenCV, PIL, CUDA, 3D Convolutional Neural Network, Flask, HTML/CSS,</w:t>
       </w:r>
     </w:p>
     <w:p>
@@ -3550,7 +3892,7 @@
         </w:rPr>
         <w:t xml:space="preserve"> https://youtu.be/gBE7cOssUbI, </w:t>
       </w:r>
-      <w:hyperlink r:id="rId14" w:history="1">
+      <w:hyperlink r:id="rId17" w:history="1">
         <w:r>
           <w:rPr>
             <w:rStyle w:val="Hyperlink"/>
@@ -3575,21 +3917,12 @@
         </w:numPr>
         <w:ind w:left="-180" w:right="-720"/>
       </w:pPr>
-      <w:proofErr w:type="spellStart"/>
-      <w:r>
-        <w:rPr>
-          <w:b/>
-          <w:bCs/>
-        </w:rPr>
-        <w:t>TimeMe</w:t>
-      </w:r>
-      <w:proofErr w:type="spellEnd"/>
-      <w:r>
-        <w:rPr>
-          <w:b/>
-          <w:bCs/>
-        </w:rPr>
-        <w:t xml:space="preserve">—Time management tool                                                               </w:t>
+      <w:r>
+        <w:rPr>
+          <w:b/>
+          <w:bCs/>
+        </w:rPr>
+        <w:t xml:space="preserve">TimeMe—Time management tool                                                               </w:t>
       </w:r>
       <w:r>
         <w:rPr>
@@ -3648,6 +3981,7 @@
           <w:sz w:val="22"/>
           <w:szCs w:val="22"/>
         </w:rPr>
+        <w:lastRenderedPageBreak/>
         <w:t>Language:</w:t>
       </w:r>
       <w:r>
@@ -3868,12 +4202,7 @@
     </w:p>
     <w:p>
       <w:pPr>
-        <w:ind w:left="-540" w:right="-720"/>
-        <w:jc w:val="both"/>
-        <w:rPr>
-          <w:sz w:val="22"/>
-          <w:szCs w:val="22"/>
-        </w:rPr>
+        <w:ind w:right="-720"/>
       </w:pPr>
     </w:p>
     <w:p>
@@ -3895,7 +4224,7 @@
           <w:szCs w:val="28"/>
           <w:u w:val="thick"/>
         </w:rPr>
-        <w:t>Work</w:t>
+        <w:t>Teaching</w:t>
       </w:r>
       <w:r>
         <w:rPr>
@@ -3922,121 +4251,29 @@
           <w:b/>
           <w:bCs/>
         </w:rPr>
-        <w:t>Applied Scientist Intern</w:t>
-      </w:r>
-      <w:r>
-        <w:t xml:space="preserve">                                                                </w:t>
-      </w:r>
-      <w:r>
-        <w:tab/>
-        <w:t xml:space="preserve">          </w:t>
-      </w:r>
-      <w:r>
-        <w:tab/>
-      </w:r>
-      <w:r>
-        <w:tab/>
-        <w:t xml:space="preserve">June 2025 – </w:t>
-      </w:r>
-      <w:r>
-        <w:t>Sept. 2025</w:t>
-      </w:r>
-    </w:p>
-    <w:p>
-      <w:pPr>
-        <w:ind w:left="-540" w:right="-720"/>
-        <w:rPr>
-          <w:sz w:val="22"/>
-          <w:szCs w:val="22"/>
-        </w:rPr>
-      </w:pPr>
-      <w:r>
-        <w:rPr>
-          <w:b/>
-          <w:bCs/>
-          <w:sz w:val="22"/>
-          <w:szCs w:val="22"/>
-        </w:rPr>
-        <w:t>Company:</w:t>
-      </w:r>
-      <w:r>
-        <w:rPr>
-          <w:sz w:val="22"/>
-          <w:szCs w:val="22"/>
-        </w:rPr>
-        <w:t xml:space="preserve"> Amazon Web Services, Arlington, VA</w:t>
-      </w:r>
-    </w:p>
-    <w:p>
-      <w:pPr>
-        <w:ind w:left="-540" w:right="-720"/>
-        <w:rPr>
-          <w:sz w:val="22"/>
-          <w:szCs w:val="22"/>
-        </w:rPr>
-      </w:pPr>
-      <w:r>
-        <w:rPr>
-          <w:b/>
-          <w:bCs/>
-          <w:sz w:val="22"/>
-          <w:szCs w:val="22"/>
-        </w:rPr>
-        <w:t>Project Description:</w:t>
-      </w:r>
-      <w:r>
-        <w:rPr>
-          <w:sz w:val="22"/>
-          <w:szCs w:val="22"/>
-        </w:rPr>
-        <w:t xml:space="preserve"> This internship project addresses critical challenges faced by incident responders investigating potential security incidents. Specifically, it targets three key pain points: manual and repetitive search processes across multiple log sources, inefficient search strategies when confronting complex and novel security patterns, and the overwhelming challenge of analyzing large data volumes during time-sensitive investigations. This project will developing an agentic search system that can (1) automate repetitive search tasks across multiple log sources; (2) process natural language queries from security analysts; (3) provide consistent, evidence-based findings.</w:t>
-      </w:r>
-    </w:p>
-    <w:p>
-      <w:pPr>
-        <w:ind w:left="-540" w:right="-720"/>
-        <w:rPr>
-          <w:sz w:val="22"/>
-          <w:szCs w:val="22"/>
-        </w:rPr>
-      </w:pPr>
-      <w:r>
-        <w:rPr>
-          <w:b/>
-          <w:bCs/>
-          <w:sz w:val="22"/>
-          <w:szCs w:val="22"/>
-        </w:rPr>
-        <w:t>Skills:</w:t>
-      </w:r>
-      <w:r>
-        <w:rPr>
-          <w:sz w:val="22"/>
-          <w:szCs w:val="22"/>
-        </w:rPr>
-        <w:t xml:space="preserve"> LLM, LLM agent, Bedrock API, Strands SDK, </w:t>
-      </w:r>
-      <w:proofErr w:type="spellStart"/>
-      <w:r>
-        <w:rPr>
-          <w:sz w:val="22"/>
-          <w:szCs w:val="22"/>
-        </w:rPr>
-        <w:t>DuckDB</w:t>
-      </w:r>
-      <w:proofErr w:type="spellEnd"/>
-      <w:r>
-        <w:rPr>
-          <w:sz w:val="22"/>
-          <w:szCs w:val="22"/>
-        </w:rPr>
-        <w:t>, Python</w:t>
-      </w:r>
-    </w:p>
-    <w:p>
-      <w:pPr>
-        <w:ind w:left="-540" w:right="-720"/>
-      </w:pPr>
+        <w:t>Recitation</w:t>
+      </w:r>
+      <w:r>
+        <w:t xml:space="preserve">: </w:t>
+      </w:r>
+      <w:r>
+        <w:t>CIS 2166</w:t>
+      </w:r>
+      <w:r>
+        <w:t xml:space="preserve"> -</w:t>
+      </w:r>
+      <w:r>
+        <w:t xml:space="preserve"> Math Concepts in Computing II</w:t>
+      </w:r>
+    </w:p>
+    <w:p>
+      <w:pPr>
+        <w:pStyle w:val="ListParagraph"/>
+        <w:ind w:left="-180" w:right="-720"/>
+      </w:pPr>
+      <w:r>
+        <w:t>Spring 2024, Computer &amp; Information Science Department, Temple University</w:t>
+      </w:r>
     </w:p>
     <w:p>
       <w:pPr>
@@ -4048,71 +4285,17 @@
         <w:ind w:left="-180" w:right="-720"/>
       </w:pPr>
       <w:r>
-        <w:rPr>
-          <w:b/>
-          <w:bCs/>
-        </w:rPr>
-        <w:t>Research</w:t>
-      </w:r>
-      <w:r>
-        <w:rPr>
-          <w:b/>
-          <w:bCs/>
-        </w:rPr>
-        <w:t xml:space="preserve"> &amp; Teaching</w:t>
-      </w:r>
-      <w:r>
-        <w:rPr>
-          <w:b/>
-          <w:bCs/>
-        </w:rPr>
-        <w:t xml:space="preserve"> Assistant</w:t>
-      </w:r>
-      <w:r>
-        <w:t xml:space="preserve">                                                                </w:t>
-      </w:r>
-      <w:r>
-        <w:tab/>
-      </w:r>
-      <w:r>
-        <w:tab/>
-      </w:r>
-      <w:r>
-        <w:t xml:space="preserve">Sep. 2021 – </w:t>
-      </w:r>
-      <w:r>
-        <w:t>now</w:t>
-      </w:r>
-    </w:p>
-    <w:p>
-      <w:pPr>
-        <w:ind w:left="-540" w:right="-720"/>
-        <w:rPr>
-          <w:sz w:val="22"/>
-          <w:szCs w:val="22"/>
-        </w:rPr>
-      </w:pPr>
-      <w:r>
-        <w:rPr>
-          <w:b/>
-          <w:bCs/>
-          <w:sz w:val="22"/>
-          <w:szCs w:val="22"/>
-        </w:rPr>
-        <w:t>Company:</w:t>
-      </w:r>
-      <w:r>
-        <w:rPr>
-          <w:sz w:val="22"/>
-          <w:szCs w:val="22"/>
-        </w:rPr>
-        <w:t xml:space="preserve"> Temple University</w:t>
-      </w:r>
-    </w:p>
-    <w:p>
-      <w:pPr>
-        <w:ind w:left="-540" w:right="-720"/>
-      </w:pPr>
+        <w:t>CIS 3211 Automata, Computability &amp; Languages</w:t>
+      </w:r>
+    </w:p>
+    <w:p>
+      <w:pPr>
+        <w:pStyle w:val="ListParagraph"/>
+        <w:ind w:left="-180" w:right="-720"/>
+      </w:pPr>
+      <w:r>
+        <w:t>Spring 2024, Computer &amp; Information Science Department, Temple University</w:t>
+      </w:r>
     </w:p>
     <w:p>
       <w:pPr>
@@ -4128,84 +4311,28 @@
           <w:b/>
           <w:bCs/>
         </w:rPr>
-        <w:t>Research &amp; Teaching Assistant</w:t>
-      </w:r>
-      <w:r>
-        <w:t xml:space="preserve">                                           </w:t>
-      </w:r>
-      <w:r>
-        <w:tab/>
-      </w:r>
-      <w:r>
-        <w:tab/>
-      </w:r>
-      <w:r>
-        <w:tab/>
-      </w:r>
-      <w:r>
-        <w:t>Sep. 2019 – Dec. 2020</w:t>
-      </w:r>
-    </w:p>
-    <w:p>
-      <w:pPr>
-        <w:ind w:left="-540" w:right="-720"/>
-        <w:rPr>
-          <w:sz w:val="22"/>
-          <w:szCs w:val="22"/>
-        </w:rPr>
-      </w:pPr>
-      <w:r>
-        <w:rPr>
-          <w:b/>
-          <w:bCs/>
-          <w:sz w:val="22"/>
-          <w:szCs w:val="22"/>
-        </w:rPr>
-        <w:t>Company:</w:t>
-      </w:r>
-      <w:r>
-        <w:rPr>
-          <w:sz w:val="22"/>
-          <w:szCs w:val="22"/>
-        </w:rPr>
-        <w:t xml:space="preserve"> Monmouth University</w:t>
-      </w:r>
-    </w:p>
-    <w:p>
-      <w:pPr>
-        <w:ind w:left="-540" w:right="-720"/>
-      </w:pPr>
-    </w:p>
-    <w:p>
-      <w:pPr>
-        <w:ind w:left="-720" w:right="-720"/>
-        <w:rPr>
-          <w:b/>
-          <w:bCs/>
-          <w:sz w:val="28"/>
-          <w:szCs w:val="28"/>
-          <w:u w:val="thick"/>
-        </w:rPr>
-      </w:pPr>
-      <w:r>
-        <w:rPr>
-          <w:b/>
-          <w:bCs/>
-          <w:sz w:val="28"/>
-          <w:szCs w:val="28"/>
-          <w:u w:val="thick"/>
-        </w:rPr>
-        <w:t>Teaching</w:t>
-      </w:r>
-      <w:r>
-        <w:rPr>
-          <w:b/>
-          <w:bCs/>
-          <w:sz w:val="28"/>
-          <w:szCs w:val="28"/>
-          <w:u w:val="thick"/>
-        </w:rPr>
-        <w:t xml:space="preserve"> experience</w:t>
+        <w:t>Recitation</w:t>
+      </w:r>
+      <w:r>
+        <w:t xml:space="preserve">: </w:t>
+      </w:r>
+      <w:r>
+        <w:t>CIS 1966</w:t>
+      </w:r>
+      <w:r>
+        <w:t xml:space="preserve"> -</w:t>
+      </w:r>
+      <w:r>
+        <w:t xml:space="preserve"> Honors Math Concepts in CS I</w:t>
+      </w:r>
+    </w:p>
+    <w:p>
+      <w:pPr>
+        <w:pStyle w:val="ListParagraph"/>
+        <w:ind w:left="-180" w:right="-720"/>
+      </w:pPr>
+      <w:r>
+        <w:t>Fall 2023, Computer &amp; Information Science Department, Temple University</w:t>
       </w:r>
     </w:p>
     <w:p>
@@ -4222,19 +4349,19 @@
           <w:b/>
           <w:bCs/>
         </w:rPr>
-        <w:t>Recitation</w:t>
+        <w:t>Lab Instructor</w:t>
       </w:r>
       <w:r>
         <w:t xml:space="preserve">: </w:t>
       </w:r>
       <w:r>
-        <w:t>CIS 2166</w:t>
-      </w:r>
-      <w:r>
-        <w:t xml:space="preserve"> -</w:t>
-      </w:r>
-      <w:r>
-        <w:t xml:space="preserve"> Math Concepts in Computing II</w:t>
+        <w:t>CIS 1057</w:t>
+      </w:r>
+      <w:r>
+        <w:t xml:space="preserve"> - </w:t>
+      </w:r>
+      <w:r>
+        <w:t>Computer Programming in C</w:t>
       </w:r>
     </w:p>
     <w:p>
@@ -4243,8 +4370,7 @@
         <w:ind w:left="-180" w:right="-720"/>
       </w:pPr>
       <w:r>
-        <w:lastRenderedPageBreak/>
-        <w:t>Spring 2024, Computer &amp; Information Science Department, Temple University</w:t>
+        <w:t>Fall 2023, Computer &amp; Information Science Department, Temple University</w:t>
       </w:r>
     </w:p>
     <w:p>
@@ -4257,16 +4383,161 @@
         <w:ind w:left="-180" w:right="-720"/>
       </w:pPr>
       <w:r>
-        <w:t>CIS 3211 Automata, Computability &amp; Languages</w:t>
+        <w:rPr>
+          <w:b/>
+          <w:bCs/>
+        </w:rPr>
+        <w:t>Guest Lecture</w:t>
+      </w:r>
+      <w:r>
+        <w:t xml:space="preserve">: Software-defined Network with Ravel                   </w:t>
+      </w:r>
+    </w:p>
+    <w:p>
+      <w:pPr>
+        <w:ind w:left="-540" w:right="-720" w:firstLine="360"/>
+      </w:pPr>
+      <w:r>
+        <w:rPr>
+          <w:sz w:val="22"/>
+          <w:szCs w:val="22"/>
+        </w:rPr>
+        <w:t>Feb 27</w:t>
+      </w:r>
+      <w:r>
+        <w:rPr>
+          <w:sz w:val="22"/>
+          <w:szCs w:val="22"/>
+          <w:vertAlign w:val="superscript"/>
+        </w:rPr>
+        <w:t>th</w:t>
+      </w:r>
+      <w:r>
+        <w:rPr>
+          <w:sz w:val="22"/>
+          <w:szCs w:val="22"/>
+        </w:rPr>
+        <w:t>,</w:t>
+      </w:r>
+      <w:r>
+        <w:rPr>
+          <w:b/>
+          <w:bCs/>
+          <w:sz w:val="22"/>
+          <w:szCs w:val="22"/>
+        </w:rPr>
+        <w:t xml:space="preserve"> </w:t>
+      </w:r>
+      <w:r>
+        <w:t>Spring 2023, CIS4319 Computer Networks and Communications, Temple University</w:t>
+      </w:r>
+    </w:p>
+    <w:p>
+      <w:pPr>
+        <w:ind w:left="-720" w:right="-720"/>
+        <w:rPr>
+          <w:b/>
+          <w:bCs/>
+          <w:sz w:val="28"/>
+          <w:szCs w:val="28"/>
+          <w:u w:val="thick"/>
+        </w:rPr>
+      </w:pPr>
+      <w:r>
+        <w:rPr>
+          <w:b/>
+          <w:bCs/>
+          <w:sz w:val="28"/>
+          <w:szCs w:val="28"/>
+          <w:u w:val="thick"/>
+        </w:rPr>
+        <w:t>Algorithm competition experience</w:t>
+      </w:r>
+    </w:p>
+    <w:p>
+      <w:pPr>
+        <w:pStyle w:val="ListParagraph"/>
+        <w:numPr>
+          <w:ilvl w:val="0"/>
+          <w:numId w:val="4"/>
+        </w:numPr>
+        <w:ind w:left="-180" w:right="-720"/>
+      </w:pPr>
+      <w:r>
+        <w:t xml:space="preserve">Student Research Competition, Sigcomm 2021, August 23-27, 2021              </w:t>
+      </w:r>
+      <w:r>
+        <w:t xml:space="preserve"> </w:t>
+      </w:r>
+      <w:r>
+        <w:tab/>
+        <w:t>Certificate of Recognition</w:t>
+      </w:r>
+    </w:p>
+    <w:p>
+      <w:pPr>
+        <w:pStyle w:val="ListParagraph"/>
+        <w:numPr>
+          <w:ilvl w:val="0"/>
+          <w:numId w:val="4"/>
+        </w:numPr>
+        <w:ind w:left="-180" w:right="-720"/>
+      </w:pPr>
+      <w:r>
+        <w:t>The 9</w:t>
+      </w:r>
+      <w:r>
+        <w:rPr>
+          <w:vertAlign w:val="superscript"/>
+        </w:rPr>
+        <w:t>th</w:t>
+      </w:r>
+      <w:r>
+        <w:t xml:space="preserve"> contest of LAN QIAO CUP</w:t>
+      </w:r>
+      <w:r>
+        <w:t xml:space="preserve">, </w:t>
+      </w:r>
+      <w:r>
+        <w:t xml:space="preserve">the Second Prize                                    </w:t>
+      </w:r>
+      <w:r>
+        <w:tab/>
+      </w:r>
+      <w:r>
+        <w:t>Certification No.050902401</w:t>
       </w:r>
     </w:p>
     <w:p>
       <w:pPr>
         <w:pStyle w:val="ListParagraph"/>
         <w:ind w:left="-180" w:right="-720"/>
-      </w:pPr>
-      <w:r>
-        <w:t>Spring 2024, Computer &amp; Information Science Department, Temple University</w:t>
+        <w:rPr>
+          <w:sz w:val="22"/>
+          <w:szCs w:val="22"/>
+        </w:rPr>
+      </w:pPr>
+    </w:p>
+    <w:p>
+      <w:pPr>
+        <w:ind w:left="-720" w:right="-720"/>
+        <w:rPr>
+          <w:b/>
+          <w:bCs/>
+          <w:sz w:val="28"/>
+          <w:szCs w:val="28"/>
+          <w:u w:val="thick"/>
+        </w:rPr>
+      </w:pPr>
+      <w:r>
+        <w:rPr>
+          <w:b/>
+          <w:bCs/>
+          <w:sz w:val="28"/>
+          <w:szCs w:val="28"/>
+          <w:u w:val="thick"/>
+        </w:rPr>
+        <w:t>Honors</w:t>
       </w:r>
     </w:p>
     <w:p>
@@ -4279,32 +4550,28 @@
         <w:ind w:left="-180" w:right="-720"/>
       </w:pPr>
       <w:r>
-        <w:rPr>
-          <w:b/>
-          <w:bCs/>
-        </w:rPr>
-        <w:t>Recitation</w:t>
-      </w:r>
-      <w:r>
-        <w:t xml:space="preserve">: </w:t>
-      </w:r>
-      <w:r>
-        <w:t>CIS 1966</w:t>
-      </w:r>
-      <w:r>
-        <w:t xml:space="preserve"> -</w:t>
-      </w:r>
-      <w:r>
-        <w:t xml:space="preserve"> Honors Math Concepts in CS I</w:t>
-      </w:r>
-    </w:p>
-    <w:p>
-      <w:pPr>
-        <w:pStyle w:val="ListParagraph"/>
-        <w:ind w:left="-180" w:right="-720"/>
-      </w:pPr>
-      <w:r>
-        <w:t>Fall 2023, Computer &amp; Information Science Department, Temple University</w:t>
+        <w:t xml:space="preserve">National scholarship  </w:t>
+      </w:r>
+      <w:r>
+        <w:t xml:space="preserve">                                                           </w:t>
+      </w:r>
+      <w:r>
+        <w:tab/>
+      </w:r>
+      <w:r>
+        <w:tab/>
+      </w:r>
+      <w:r>
+        <w:tab/>
+      </w:r>
+      <w:r>
+        <w:t xml:space="preserve">2016 </w:t>
+      </w:r>
+      <w:r>
+        <w:t>Fall</w:t>
+      </w:r>
+      <w:r>
+        <w:t>-2017 Spring</w:t>
       </w:r>
     </w:p>
     <w:p>
@@ -4317,261 +4584,6 @@
         <w:ind w:left="-180" w:right="-720"/>
       </w:pPr>
       <w:r>
-        <w:rPr>
-          <w:b/>
-          <w:bCs/>
-        </w:rPr>
-        <w:t>Lab Instructor</w:t>
-      </w:r>
-      <w:r>
-        <w:t xml:space="preserve">: </w:t>
-      </w:r>
-      <w:r>
-        <w:t>CIS 1057</w:t>
-      </w:r>
-      <w:r>
-        <w:t xml:space="preserve"> - </w:t>
-      </w:r>
-      <w:r>
-        <w:t>Computer Programming in C</w:t>
-      </w:r>
-    </w:p>
-    <w:p>
-      <w:pPr>
-        <w:pStyle w:val="ListParagraph"/>
-        <w:ind w:left="-180" w:right="-720"/>
-      </w:pPr>
-      <w:r>
-        <w:t>Fall 2023, Computer &amp; Information Science Department, Temple University</w:t>
-      </w:r>
-    </w:p>
-    <w:p>
-      <w:pPr>
-        <w:pStyle w:val="ListParagraph"/>
-        <w:numPr>
-          <w:ilvl w:val="0"/>
-          <w:numId w:val="5"/>
-        </w:numPr>
-        <w:ind w:left="-180" w:right="-720"/>
-      </w:pPr>
-      <w:r>
-        <w:rPr>
-          <w:b/>
-          <w:bCs/>
-        </w:rPr>
-        <w:t>Guest Lecture</w:t>
-      </w:r>
-      <w:r>
-        <w:t xml:space="preserve">: Software-defined Network with Ravel                   </w:t>
-      </w:r>
-    </w:p>
-    <w:p>
-      <w:pPr>
-        <w:ind w:left="-540" w:right="-720" w:firstLine="360"/>
-      </w:pPr>
-      <w:r>
-        <w:rPr>
-          <w:sz w:val="22"/>
-          <w:szCs w:val="22"/>
-        </w:rPr>
-        <w:t>Feb 27</w:t>
-      </w:r>
-      <w:r>
-        <w:rPr>
-          <w:sz w:val="22"/>
-          <w:szCs w:val="22"/>
-          <w:vertAlign w:val="superscript"/>
-        </w:rPr>
-        <w:t>th</w:t>
-      </w:r>
-      <w:r>
-        <w:rPr>
-          <w:sz w:val="22"/>
-          <w:szCs w:val="22"/>
-        </w:rPr>
-        <w:t>,</w:t>
-      </w:r>
-      <w:r>
-        <w:rPr>
-          <w:b/>
-          <w:bCs/>
-          <w:sz w:val="22"/>
-          <w:szCs w:val="22"/>
-        </w:rPr>
-        <w:t xml:space="preserve"> </w:t>
-      </w:r>
-      <w:r>
-        <w:t>Spring 2023, CIS4319 Computer Networks and Communications, Temple University</w:t>
-      </w:r>
-    </w:p>
-    <w:p>
-      <w:pPr>
-        <w:ind w:left="-720" w:right="-720"/>
-        <w:rPr>
-          <w:b/>
-          <w:bCs/>
-          <w:sz w:val="28"/>
-          <w:szCs w:val="28"/>
-          <w:u w:val="thick"/>
-        </w:rPr>
-      </w:pPr>
-      <w:r>
-        <w:rPr>
-          <w:b/>
-          <w:bCs/>
-          <w:sz w:val="28"/>
-          <w:szCs w:val="28"/>
-          <w:u w:val="thick"/>
-        </w:rPr>
-        <w:t>Algorithm competition experience</w:t>
-      </w:r>
-    </w:p>
-    <w:p>
-      <w:pPr>
-        <w:pStyle w:val="ListParagraph"/>
-        <w:numPr>
-          <w:ilvl w:val="0"/>
-          <w:numId w:val="4"/>
-        </w:numPr>
-        <w:ind w:left="-180" w:right="-720"/>
-      </w:pPr>
-      <w:r>
-        <w:t xml:space="preserve">Student Research Competition, </w:t>
-      </w:r>
-      <w:proofErr w:type="spellStart"/>
-      <w:r>
-        <w:t>Sigcomm</w:t>
-      </w:r>
-      <w:proofErr w:type="spellEnd"/>
-      <w:r>
-        <w:t xml:space="preserve"> 2021, August 23-27, </w:t>
-      </w:r>
-      <w:proofErr w:type="gramStart"/>
-      <w:r>
-        <w:t>2021</w:t>
-      </w:r>
-      <w:proofErr w:type="gramEnd"/>
-      <w:r>
-        <w:t xml:space="preserve">              </w:t>
-      </w:r>
-      <w:r>
-        <w:t xml:space="preserve"> </w:t>
-      </w:r>
-      <w:r>
-        <w:tab/>
-        <w:t>Certificate of Recognition</w:t>
-      </w:r>
-    </w:p>
-    <w:p>
-      <w:pPr>
-        <w:pStyle w:val="ListParagraph"/>
-        <w:numPr>
-          <w:ilvl w:val="0"/>
-          <w:numId w:val="4"/>
-        </w:numPr>
-        <w:ind w:left="-180" w:right="-720"/>
-      </w:pPr>
-      <w:r>
-        <w:t>The 9</w:t>
-      </w:r>
-      <w:r>
-        <w:rPr>
-          <w:vertAlign w:val="superscript"/>
-        </w:rPr>
-        <w:t>th</w:t>
-      </w:r>
-      <w:r>
-        <w:t xml:space="preserve"> contest of LAN QIAO CUP</w:t>
-      </w:r>
-      <w:r>
-        <w:t xml:space="preserve">, </w:t>
-      </w:r>
-      <w:r>
-        <w:t xml:space="preserve">the Second Prize                                    </w:t>
-      </w:r>
-      <w:r>
-        <w:tab/>
-      </w:r>
-      <w:r>
-        <w:t>Certification No.050902401</w:t>
-      </w:r>
-    </w:p>
-    <w:p>
-      <w:pPr>
-        <w:pStyle w:val="ListParagraph"/>
-        <w:ind w:left="-180" w:right="-720"/>
-        <w:rPr>
-          <w:sz w:val="22"/>
-          <w:szCs w:val="22"/>
-        </w:rPr>
-      </w:pPr>
-    </w:p>
-    <w:p>
-      <w:pPr>
-        <w:ind w:left="-720" w:right="-720"/>
-        <w:rPr>
-          <w:b/>
-          <w:bCs/>
-          <w:sz w:val="28"/>
-          <w:szCs w:val="28"/>
-          <w:u w:val="thick"/>
-        </w:rPr>
-      </w:pPr>
-      <w:r>
-        <w:rPr>
-          <w:b/>
-          <w:bCs/>
-          <w:sz w:val="28"/>
-          <w:szCs w:val="28"/>
-          <w:u w:val="thick"/>
-        </w:rPr>
-        <w:t>Honors</w:t>
-      </w:r>
-    </w:p>
-    <w:p>
-      <w:pPr>
-        <w:pStyle w:val="ListParagraph"/>
-        <w:numPr>
-          <w:ilvl w:val="0"/>
-          <w:numId w:val="5"/>
-        </w:numPr>
-        <w:ind w:left="-180" w:right="-720"/>
-      </w:pPr>
-      <w:r>
-        <w:t xml:space="preserve">National scholarship  </w:t>
-      </w:r>
-      <w:r>
-        <w:t xml:space="preserve">                                                           </w:t>
-      </w:r>
-      <w:r>
-        <w:tab/>
-      </w:r>
-      <w:r>
-        <w:tab/>
-      </w:r>
-      <w:r>
-        <w:tab/>
-      </w:r>
-      <w:r>
-        <w:t xml:space="preserve">2016 </w:t>
-      </w:r>
-      <w:r>
-        <w:t>Fall</w:t>
-      </w:r>
-      <w:r>
-        <w:t>-2017 Spring</w:t>
-      </w:r>
-    </w:p>
-    <w:p>
-      <w:pPr>
-        <w:pStyle w:val="ListParagraph"/>
-        <w:numPr>
-          <w:ilvl w:val="0"/>
-          <w:numId w:val="5"/>
-        </w:numPr>
-        <w:ind w:left="-180" w:right="-720"/>
-      </w:pPr>
-      <w:r>
         <w:t xml:space="preserve">National scholarship for Encouragement </w:t>
       </w:r>
       <w:r>
@@ -4903,7 +4915,7 @@
       </w:r>
     </w:p>
     <w:sectPr>
-      <w:headerReference w:type="default" r:id="rId15"/>
+      <w:headerReference w:type="default" r:id="rId18"/>
       <w:pgSz w:w="12240" w:h="15840"/>
       <w:pgMar w:top="1440" w:right="1440" w:bottom="806" w:left="1440" w:header="720" w:footer="720" w:gutter="0"/>
       <w:cols w:space="720"/>
@@ -4914,7 +4926,7 @@
 </file>
 
 <file path=word/endnotes.xml><?xml version="1.0" encoding="utf-8"?>
-<w:endnotes xmlns:wpc="http://schemas.microsoft.com/office/word/2010/wordprocessingCanvas" xmlns:cx="http://schemas.microsoft.com/office/drawing/2014/chartex" xmlns:cx1="http://schemas.microsoft.com/office/drawing/2015/9/8/chartex" xmlns:cx2="http://schemas.microsoft.com/office/drawing/2015/10/21/chartex" xmlns:cx3="http://schemas.microsoft.com/office/drawing/2016/5/9/chartex" xmlns:cx4="http://schemas.microsoft.com/office/drawing/2016/5/10/chartex" xmlns:cx5="http://schemas.microsoft.com/office/drawing/2016/5/11/chartex" xmlns:cx6="http://schemas.microsoft.com/office/drawing/2016/5/12/chartex" xmlns:cx7="http://schemas.microsoft.com/office/drawing/2016/5/13/chartex" xmlns:cx8="http://schemas.microsoft.com/office/drawing/2016/5/14/chartex" xmlns:mc="http://schemas.openxmlformats.org/markup-compatibility/2006" xmlns:aink="http://schemas.microsoft.com/office/drawing/2016/ink" xmlns:am3d="http://schemas.microsoft.com/office/drawing/2017/model3d" xmlns:o="urn:schemas-microsoft-com:office:office" xmlns:oel="http://schemas.microsoft.com/office/2019/extlst" xmlns:r="http://schemas.openxmlformats.org/officeDocument/2006/relationships" xmlns:m="http://schemas.openxmlformats.org/officeDocument/2006/math" xmlns:v="urn:schemas-microsoft-com:vml" xmlns:wp14="http://schemas.microsoft.com/office/word/2010/wordprocessingDrawing" xmlns:wp="http://schemas.openxmlformats.org/drawingml/2006/wordprocessingDrawing" xmlns:w10="urn:schemas-microsoft-com:office:word" xmlns:w="http://schemas.openxmlformats.org/wordprocessingml/2006/main" xmlns:w14="http://schemas.microsoft.com/office/word/2010/wordml" xmlns:w15="http://schemas.microsoft.com/office/word/2012/wordml" xmlns:w16cex="http://schemas.microsoft.com/office/word/2018/wordml/cex" xmlns:w16cid="http://schemas.microsoft.com/office/word/2016/wordml/cid" xmlns:w16="http://schemas.microsoft.com/office/word/2018/wordml" xmlns:w16du="http://schemas.microsoft.com/office/word/2023/wordml/word16du" xmlns:w16sdtdh="http://schemas.microsoft.com/office/word/2020/wordml/sdtdatahash" xmlns:w16sdtfl="http://schemas.microsoft.com/office/word/2024/wordml/sdtformatlock" xmlns:w16se="http://schemas.microsoft.com/office/word/2015/wordml/symex" xmlns:wpg="http://schemas.microsoft.com/office/word/2010/wordprocessingGroup" xmlns:wpi="http://schemas.microsoft.com/office/word/2010/wordprocessingInk" xmlns:wne="http://schemas.microsoft.com/office/word/2006/wordml" xmlns:wps="http://schemas.microsoft.com/office/word/2010/wordprocessingShape" mc:Ignorable="w14 w15 w16se w16cid w16 w16cex w16sdtdh w16sdtfl w16du wp14">
+<w:endnotes xmlns:wpc="http://schemas.microsoft.com/office/word/2010/wordprocessingCanvas" xmlns:cx="http://schemas.microsoft.com/office/drawing/2014/chartex" xmlns:cx1="http://schemas.microsoft.com/office/drawing/2015/9/8/chartex" xmlns:cx2="http://schemas.microsoft.com/office/drawing/2015/10/21/chartex" xmlns:cx3="http://schemas.microsoft.com/office/drawing/2016/5/9/chartex" xmlns:cx4="http://schemas.microsoft.com/office/drawing/2016/5/10/chartex" xmlns:cx5="http://schemas.microsoft.com/office/drawing/2016/5/11/chartex" xmlns:cx6="http://schemas.microsoft.com/office/drawing/2016/5/12/chartex" xmlns:cx7="http://schemas.microsoft.com/office/drawing/2016/5/13/chartex" xmlns:cx8="http://schemas.microsoft.com/office/drawing/2016/5/14/chartex" xmlns:mc="http://schemas.openxmlformats.org/markup-compatibility/2006" xmlns:m="http://schemas.openxmlformats.org/officeDocument/2006/math" xmlns:aink="http://schemas.microsoft.com/office/drawing/2016/ink" xmlns:am3d="http://schemas.microsoft.com/office/drawing/2017/model3d" xmlns:oel="http://schemas.microsoft.com/office/2019/extlst" xmlns:r="http://schemas.openxmlformats.org/officeDocument/2006/relationships" xmlns:wp14="http://schemas.microsoft.com/office/word/2010/wordprocessingDrawing" xmlns:wp="http://schemas.openxmlformats.org/drawingml/2006/wordprocessingDrawing" xmlns:wpg="http://schemas.microsoft.com/office/word/2010/wordprocessingGroup" xmlns:wpi="http://schemas.microsoft.com/office/word/2010/wordprocessingInk" xmlns:wps="http://schemas.microsoft.com/office/word/2010/wordprocessingShape" xmlns:o="urn:schemas-microsoft-com:office:office" xmlns:v="urn:schemas-microsoft-com:vml" xmlns:w10="urn:schemas-microsoft-com:office:word" xmlns:w="http://schemas.openxmlformats.org/wordprocessingml/2006/main" xmlns:w14="http://schemas.microsoft.com/office/word/2010/wordml" xmlns:w15="http://schemas.microsoft.com/office/word/2012/wordml" xmlns:w16cex="http://schemas.microsoft.com/office/word/2018/wordml/cex" xmlns:w16cid="http://schemas.microsoft.com/office/word/2016/wordml/cid" xmlns:w16="http://schemas.microsoft.com/office/word/2018/wordml" xmlns:w16sdtdh="http://schemas.microsoft.com/office/word/2020/wordml/sdtdatahash" xmlns:w16sdtfl="http://schemas.microsoft.com/office/word/2024/wordml/sdtformatlock" xmlns:w16se="http://schemas.microsoft.com/office/word/2015/wordml/symex" xmlns:w16du="http://schemas.microsoft.com/office/word/2023/wordml/word16du" xmlns:wne="http://schemas.microsoft.com/office/word/2006/wordml" mc:Ignorable="w14 w15 w16se w16cid w16 w16cex w16sdtdh w16sdtfl w16du wp14">
   <w:endnote w:type="separator" w:id="-1">
     <w:p>
       <w:r>
@@ -4933,7 +4945,7 @@
 </file>
 
 <file path=word/footnotes.xml><?xml version="1.0" encoding="utf-8"?>
-<w:footnotes xmlns:wpc="http://schemas.microsoft.com/office/word/2010/wordprocessingCanvas" xmlns:cx="http://schemas.microsoft.com/office/drawing/2014/chartex" xmlns:cx1="http://schemas.microsoft.com/office/drawing/2015/9/8/chartex" xmlns:cx2="http://schemas.microsoft.com/office/drawing/2015/10/21/chartex" xmlns:cx3="http://schemas.microsoft.com/office/drawing/2016/5/9/chartex" xmlns:cx4="http://schemas.microsoft.com/office/drawing/2016/5/10/chartex" xmlns:cx5="http://schemas.microsoft.com/office/drawing/2016/5/11/chartex" xmlns:cx6="http://schemas.microsoft.com/office/drawing/2016/5/12/chartex" xmlns:cx7="http://schemas.microsoft.com/office/drawing/2016/5/13/chartex" xmlns:cx8="http://schemas.microsoft.com/office/drawing/2016/5/14/chartex" xmlns:mc="http://schemas.openxmlformats.org/markup-compatibility/2006" xmlns:aink="http://schemas.microsoft.com/office/drawing/2016/ink" xmlns:am3d="http://schemas.microsoft.com/office/drawing/2017/model3d" xmlns:o="urn:schemas-microsoft-com:office:office" xmlns:oel="http://schemas.microsoft.com/office/2019/extlst" xmlns:r="http://schemas.openxmlformats.org/officeDocument/2006/relationships" xmlns:m="http://schemas.openxmlformats.org/officeDocument/2006/math" xmlns:v="urn:schemas-microsoft-com:vml" xmlns:wp14="http://schemas.microsoft.com/office/word/2010/wordprocessingDrawing" xmlns:wp="http://schemas.openxmlformats.org/drawingml/2006/wordprocessingDrawing" xmlns:w10="urn:schemas-microsoft-com:office:word" xmlns:w="http://schemas.openxmlformats.org/wordprocessingml/2006/main" xmlns:w14="http://schemas.microsoft.com/office/word/2010/wordml" xmlns:w15="http://schemas.microsoft.com/office/word/2012/wordml" xmlns:w16cex="http://schemas.microsoft.com/office/word/2018/wordml/cex" xmlns:w16cid="http://schemas.microsoft.com/office/word/2016/wordml/cid" xmlns:w16="http://schemas.microsoft.com/office/word/2018/wordml" xmlns:w16du="http://schemas.microsoft.com/office/word/2023/wordml/word16du" xmlns:w16sdtdh="http://schemas.microsoft.com/office/word/2020/wordml/sdtdatahash" xmlns:w16sdtfl="http://schemas.microsoft.com/office/word/2024/wordml/sdtformatlock" xmlns:w16se="http://schemas.microsoft.com/office/word/2015/wordml/symex" xmlns:wpg="http://schemas.microsoft.com/office/word/2010/wordprocessingGroup" xmlns:wpi="http://schemas.microsoft.com/office/word/2010/wordprocessingInk" xmlns:wne="http://schemas.microsoft.com/office/word/2006/wordml" xmlns:wps="http://schemas.microsoft.com/office/word/2010/wordprocessingShape" mc:Ignorable="w14 w15 w16se w16cid w16 w16cex w16sdtdh w16sdtfl w16du wp14">
+<w:footnotes xmlns:wpc="http://schemas.microsoft.com/office/word/2010/wordprocessingCanvas" xmlns:cx="http://schemas.microsoft.com/office/drawing/2014/chartex" xmlns:cx1="http://schemas.microsoft.com/office/drawing/2015/9/8/chartex" xmlns:cx2="http://schemas.microsoft.com/office/drawing/2015/10/21/chartex" xmlns:cx3="http://schemas.microsoft.com/office/drawing/2016/5/9/chartex" xmlns:cx4="http://schemas.microsoft.com/office/drawing/2016/5/10/chartex" xmlns:cx5="http://schemas.microsoft.com/office/drawing/2016/5/11/chartex" xmlns:cx6="http://schemas.microsoft.com/office/drawing/2016/5/12/chartex" xmlns:cx7="http://schemas.microsoft.com/office/drawing/2016/5/13/chartex" xmlns:cx8="http://schemas.microsoft.com/office/drawing/2016/5/14/chartex" xmlns:mc="http://schemas.openxmlformats.org/markup-compatibility/2006" xmlns:m="http://schemas.openxmlformats.org/officeDocument/2006/math" xmlns:aink="http://schemas.microsoft.com/office/drawing/2016/ink" xmlns:am3d="http://schemas.microsoft.com/office/drawing/2017/model3d" xmlns:oel="http://schemas.microsoft.com/office/2019/extlst" xmlns:r="http://schemas.openxmlformats.org/officeDocument/2006/relationships" xmlns:wp14="http://schemas.microsoft.com/office/word/2010/wordprocessingDrawing" xmlns:wp="http://schemas.openxmlformats.org/drawingml/2006/wordprocessingDrawing" xmlns:wpg="http://schemas.microsoft.com/office/word/2010/wordprocessingGroup" xmlns:wpi="http://schemas.microsoft.com/office/word/2010/wordprocessingInk" xmlns:wps="http://schemas.microsoft.com/office/word/2010/wordprocessingShape" xmlns:o="urn:schemas-microsoft-com:office:office" xmlns:v="urn:schemas-microsoft-com:vml" xmlns:w10="urn:schemas-microsoft-com:office:word" xmlns:w="http://schemas.openxmlformats.org/wordprocessingml/2006/main" xmlns:w14="http://schemas.microsoft.com/office/word/2010/wordml" xmlns:w15="http://schemas.microsoft.com/office/word/2012/wordml" xmlns:w16cex="http://schemas.microsoft.com/office/word/2018/wordml/cex" xmlns:w16cid="http://schemas.microsoft.com/office/word/2016/wordml/cid" xmlns:w16="http://schemas.microsoft.com/office/word/2018/wordml" xmlns:w16sdtdh="http://schemas.microsoft.com/office/word/2020/wordml/sdtdatahash" xmlns:w16sdtfl="http://schemas.microsoft.com/office/word/2024/wordml/sdtformatlock" xmlns:w16se="http://schemas.microsoft.com/office/word/2015/wordml/symex" xmlns:w16du="http://schemas.microsoft.com/office/word/2023/wordml/word16du" xmlns:wne="http://schemas.microsoft.com/office/word/2006/wordml" mc:Ignorable="w14 w15 w16se w16cid w16 w16cex w16sdtdh w16sdtfl w16du wp14">
   <w:footnote w:type="separator" w:id="-1">
     <w:p>
       <w:r>
@@ -4952,7 +4964,7 @@
 </file>
 
 <file path=word/header1.xml><?xml version="1.0" encoding="utf-8"?>
-<w:hdr xmlns:wpc="http://schemas.microsoft.com/office/word/2010/wordprocessingCanvas" xmlns:cx="http://schemas.microsoft.com/office/drawing/2014/chartex" xmlns:cx1="http://schemas.microsoft.com/office/drawing/2015/9/8/chartex" xmlns:cx2="http://schemas.microsoft.com/office/drawing/2015/10/21/chartex" xmlns:cx3="http://schemas.microsoft.com/office/drawing/2016/5/9/chartex" xmlns:cx4="http://schemas.microsoft.com/office/drawing/2016/5/10/chartex" xmlns:cx5="http://schemas.microsoft.com/office/drawing/2016/5/11/chartex" xmlns:cx6="http://schemas.microsoft.com/office/drawing/2016/5/12/chartex" xmlns:cx7="http://schemas.microsoft.com/office/drawing/2016/5/13/chartex" xmlns:cx8="http://schemas.microsoft.com/office/drawing/2016/5/14/chartex" xmlns:mc="http://schemas.openxmlformats.org/markup-compatibility/2006" xmlns:aink="http://schemas.microsoft.com/office/drawing/2016/ink" xmlns:am3d="http://schemas.microsoft.com/office/drawing/2017/model3d" xmlns:o="urn:schemas-microsoft-com:office:office" xmlns:oel="http://schemas.microsoft.com/office/2019/extlst" xmlns:r="http://schemas.openxmlformats.org/officeDocument/2006/relationships" xmlns:m="http://schemas.openxmlformats.org/officeDocument/2006/math" xmlns:v="urn:schemas-microsoft-com:vml" xmlns:wp14="http://schemas.microsoft.com/office/word/2010/wordprocessingDrawing" xmlns:wp="http://schemas.openxmlformats.org/drawingml/2006/wordprocessingDrawing" xmlns:w10="urn:schemas-microsoft-com:office:word" xmlns:w="http://schemas.openxmlformats.org/wordprocessingml/2006/main" xmlns:w14="http://schemas.microsoft.com/office/word/2010/wordml" xmlns:w15="http://schemas.microsoft.com/office/word/2012/wordml" xmlns:w16cex="http://schemas.microsoft.com/office/word/2018/wordml/cex" xmlns:w16cid="http://schemas.microsoft.com/office/word/2016/wordml/cid" xmlns:w16="http://schemas.microsoft.com/office/word/2018/wordml" xmlns:w16du="http://schemas.microsoft.com/office/word/2023/wordml/word16du" xmlns:w16sdtdh="http://schemas.microsoft.com/office/word/2020/wordml/sdtdatahash" xmlns:w16sdtfl="http://schemas.microsoft.com/office/word/2024/wordml/sdtformatlock" xmlns:w16se="http://schemas.microsoft.com/office/word/2015/wordml/symex" xmlns:wpg="http://schemas.microsoft.com/office/word/2010/wordprocessingGroup" xmlns:wpi="http://schemas.microsoft.com/office/word/2010/wordprocessingInk" xmlns:wne="http://schemas.microsoft.com/office/word/2006/wordml" xmlns:wps="http://schemas.microsoft.com/office/word/2010/wordprocessingShape" mc:Ignorable="w14 w15 w16se w16cid w16 w16cex w16sdtdh w16sdtfl w16du wp14">
+<w:hdr xmlns:wpc="http://schemas.microsoft.com/office/word/2010/wordprocessingCanvas" xmlns:cx="http://schemas.microsoft.com/office/drawing/2014/chartex" xmlns:cx1="http://schemas.microsoft.com/office/drawing/2015/9/8/chartex" xmlns:cx2="http://schemas.microsoft.com/office/drawing/2015/10/21/chartex" xmlns:cx3="http://schemas.microsoft.com/office/drawing/2016/5/9/chartex" xmlns:cx4="http://schemas.microsoft.com/office/drawing/2016/5/10/chartex" xmlns:cx5="http://schemas.microsoft.com/office/drawing/2016/5/11/chartex" xmlns:cx6="http://schemas.microsoft.com/office/drawing/2016/5/12/chartex" xmlns:cx7="http://schemas.microsoft.com/office/drawing/2016/5/13/chartex" xmlns:cx8="http://schemas.microsoft.com/office/drawing/2016/5/14/chartex" xmlns:mc="http://schemas.openxmlformats.org/markup-compatibility/2006" xmlns:m="http://schemas.openxmlformats.org/officeDocument/2006/math" xmlns:aink="http://schemas.microsoft.com/office/drawing/2016/ink" xmlns:am3d="http://schemas.microsoft.com/office/drawing/2017/model3d" xmlns:oel="http://schemas.microsoft.com/office/2019/extlst" xmlns:r="http://schemas.openxmlformats.org/officeDocument/2006/relationships" xmlns:wp14="http://schemas.microsoft.com/office/word/2010/wordprocessingDrawing" xmlns:wp="http://schemas.openxmlformats.org/drawingml/2006/wordprocessingDrawing" xmlns:wpg="http://schemas.microsoft.com/office/word/2010/wordprocessingGroup" xmlns:wpi="http://schemas.microsoft.com/office/word/2010/wordprocessingInk" xmlns:wps="http://schemas.microsoft.com/office/word/2010/wordprocessingShape" xmlns:o="urn:schemas-microsoft-com:office:office" xmlns:v="urn:schemas-microsoft-com:vml" xmlns:w10="urn:schemas-microsoft-com:office:word" xmlns:w="http://schemas.openxmlformats.org/wordprocessingml/2006/main" xmlns:w14="http://schemas.microsoft.com/office/word/2010/wordml" xmlns:w15="http://schemas.microsoft.com/office/word/2012/wordml" xmlns:w16cex="http://schemas.microsoft.com/office/word/2018/wordml/cex" xmlns:w16cid="http://schemas.microsoft.com/office/word/2016/wordml/cid" xmlns:w16="http://schemas.microsoft.com/office/word/2018/wordml" xmlns:w16sdtdh="http://schemas.microsoft.com/office/word/2020/wordml/sdtdatahash" xmlns:w16sdtfl="http://schemas.microsoft.com/office/word/2024/wordml/sdtformatlock" xmlns:w16se="http://schemas.microsoft.com/office/word/2015/wordml/symex" xmlns:w16du="http://schemas.microsoft.com/office/word/2023/wordml/word16du" xmlns:wne="http://schemas.microsoft.com/office/word/2006/wordml" mc:Ignorable="w14 w15 w16se w16cid w16 w16cex w16sdtdh w16sdtfl w16du wp14">
   <w:p>
     <w:pPr>
       <w:pStyle w:val="Header"/>
@@ -5181,7 +5193,7 @@
 </file>
 
 <file path=word/numbering.xml><?xml version="1.0" encoding="utf-8"?>
-<w:numbering xmlns:wpc="http://schemas.microsoft.com/office/word/2010/wordprocessingCanvas" xmlns:cx="http://schemas.microsoft.com/office/drawing/2014/chartex" xmlns:cx1="http://schemas.microsoft.com/office/drawing/2015/9/8/chartex" xmlns:cx2="http://schemas.microsoft.com/office/drawing/2015/10/21/chartex" xmlns:cx3="http://schemas.microsoft.com/office/drawing/2016/5/9/chartex" xmlns:cx4="http://schemas.microsoft.com/office/drawing/2016/5/10/chartex" xmlns:cx5="http://schemas.microsoft.com/office/drawing/2016/5/11/chartex" xmlns:cx6="http://schemas.microsoft.com/office/drawing/2016/5/12/chartex" xmlns:cx7="http://schemas.microsoft.com/office/drawing/2016/5/13/chartex" xmlns:cx8="http://schemas.microsoft.com/office/drawing/2016/5/14/chartex" xmlns:mc="http://schemas.openxmlformats.org/markup-compatibility/2006" xmlns:aink="http://schemas.microsoft.com/office/drawing/2016/ink" xmlns:am3d="http://schemas.microsoft.com/office/drawing/2017/model3d" xmlns:o="urn:schemas-microsoft-com:office:office" xmlns:oel="http://schemas.microsoft.com/office/2019/extlst" xmlns:r="http://schemas.openxmlformats.org/officeDocument/2006/relationships" xmlns:m="http://schemas.openxmlformats.org/officeDocument/2006/math" xmlns:v="urn:schemas-microsoft-com:vml" xmlns:wp14="http://schemas.microsoft.com/office/word/2010/wordprocessingDrawing" xmlns:wp="http://schemas.openxmlformats.org/drawingml/2006/wordprocessingDrawing" xmlns:w10="urn:schemas-microsoft-com:office:word" xmlns:w="http://schemas.openxmlformats.org/wordprocessingml/2006/main" xmlns:w14="http://schemas.microsoft.com/office/word/2010/wordml" xmlns:w15="http://schemas.microsoft.com/office/word/2012/wordml" xmlns:w16cex="http://schemas.microsoft.com/office/word/2018/wordml/cex" xmlns:w16cid="http://schemas.microsoft.com/office/word/2016/wordml/cid" xmlns:w16="http://schemas.microsoft.com/office/word/2018/wordml" xmlns:w16du="http://schemas.microsoft.com/office/word/2023/wordml/word16du" xmlns:w16sdtdh="http://schemas.microsoft.com/office/word/2020/wordml/sdtdatahash" xmlns:w16sdtfl="http://schemas.microsoft.com/office/word/2024/wordml/sdtformatlock" xmlns:w16se="http://schemas.microsoft.com/office/word/2015/wordml/symex" xmlns:wpg="http://schemas.microsoft.com/office/word/2010/wordprocessingGroup" xmlns:wpi="http://schemas.microsoft.com/office/word/2010/wordprocessingInk" xmlns:wne="http://schemas.microsoft.com/office/word/2006/wordml" xmlns:wps="http://schemas.microsoft.com/office/word/2010/wordprocessingShape" mc:Ignorable="w14 w15 w16se w16cid w16 w16cex w16sdtdh w16sdtfl w16du wp14">
+<w:numbering xmlns:wpc="http://schemas.microsoft.com/office/word/2010/wordprocessingCanvas" xmlns:cx="http://schemas.microsoft.com/office/drawing/2014/chartex" xmlns:cx1="http://schemas.microsoft.com/office/drawing/2015/9/8/chartex" xmlns:cx2="http://schemas.microsoft.com/office/drawing/2015/10/21/chartex" xmlns:cx3="http://schemas.microsoft.com/office/drawing/2016/5/9/chartex" xmlns:cx4="http://schemas.microsoft.com/office/drawing/2016/5/10/chartex" xmlns:cx5="http://schemas.microsoft.com/office/drawing/2016/5/11/chartex" xmlns:cx6="http://schemas.microsoft.com/office/drawing/2016/5/12/chartex" xmlns:cx7="http://schemas.microsoft.com/office/drawing/2016/5/13/chartex" xmlns:cx8="http://schemas.microsoft.com/office/drawing/2016/5/14/chartex" xmlns:mc="http://schemas.openxmlformats.org/markup-compatibility/2006" xmlns:m="http://schemas.openxmlformats.org/officeDocument/2006/math" xmlns:aink="http://schemas.microsoft.com/office/drawing/2016/ink" xmlns:am3d="http://schemas.microsoft.com/office/drawing/2017/model3d" xmlns:oel="http://schemas.microsoft.com/office/2019/extlst" xmlns:r="http://schemas.openxmlformats.org/officeDocument/2006/relationships" xmlns:wp14="http://schemas.microsoft.com/office/word/2010/wordprocessingDrawing" xmlns:wp="http://schemas.openxmlformats.org/drawingml/2006/wordprocessingDrawing" xmlns:wpg="http://schemas.microsoft.com/office/word/2010/wordprocessingGroup" xmlns:wpi="http://schemas.microsoft.com/office/word/2010/wordprocessingInk" xmlns:wps="http://schemas.microsoft.com/office/word/2010/wordprocessingShape" xmlns:o="urn:schemas-microsoft-com:office:office" xmlns:v="urn:schemas-microsoft-com:vml" xmlns:w10="urn:schemas-microsoft-com:office:word" xmlns:w="http://schemas.openxmlformats.org/wordprocessingml/2006/main" xmlns:w14="http://schemas.microsoft.com/office/word/2010/wordml" xmlns:w15="http://schemas.microsoft.com/office/word/2012/wordml" xmlns:w16cex="http://schemas.microsoft.com/office/word/2018/wordml/cex" xmlns:w16cid="http://schemas.microsoft.com/office/word/2016/wordml/cid" xmlns:w16="http://schemas.microsoft.com/office/word/2018/wordml" xmlns:w16sdtdh="http://schemas.microsoft.com/office/word/2020/wordml/sdtdatahash" xmlns:w16sdtfl="http://schemas.microsoft.com/office/word/2024/wordml/sdtformatlock" xmlns:w16se="http://schemas.microsoft.com/office/word/2015/wordml/symex" xmlns:w16du="http://schemas.microsoft.com/office/word/2023/wordml/word16du" xmlns:wne="http://schemas.microsoft.com/office/word/2006/wordml" mc:Ignorable="w14 w15 w16se w16cid w16 w16cex w16sdtdh w16sdtfl w16du wp14">
   <w:abstractNum w:abstractNumId="0" w15:restartNumberingAfterBreak="0">
     <w:nsid w:val="2C474852"/>
     <w:multiLevelType w:val="hybridMultilevel"/>
@@ -5882,7 +5894,7 @@
 </file>
 
 <file path=word/styles.xml><?xml version="1.0" encoding="utf-8"?>
-<w:styles xmlns:mc="http://schemas.openxmlformats.org/markup-compatibility/2006" xmlns:r="http://schemas.openxmlformats.org/officeDocument/2006/relationships" xmlns:w="http://schemas.openxmlformats.org/wordprocessingml/2006/main" xmlns:w14="http://schemas.microsoft.com/office/word/2010/wordml" xmlns:w15="http://schemas.microsoft.com/office/word/2012/wordml" xmlns:w16cex="http://schemas.microsoft.com/office/word/2018/wordml/cex" xmlns:w16cid="http://schemas.microsoft.com/office/word/2016/wordml/cid" xmlns:w16="http://schemas.microsoft.com/office/word/2018/wordml" xmlns:w16du="http://schemas.microsoft.com/office/word/2023/wordml/word16du" xmlns:w16sdtdh="http://schemas.microsoft.com/office/word/2020/wordml/sdtdatahash" xmlns:w16sdtfl="http://schemas.microsoft.com/office/word/2024/wordml/sdtformatlock" xmlns:w16se="http://schemas.microsoft.com/office/word/2015/wordml/symex" mc:Ignorable="w14 w15 w16se w16cid w16 w16cex w16sdtdh w16sdtfl w16du">
+<w:styles xmlns:mc="http://schemas.openxmlformats.org/markup-compatibility/2006" xmlns:r="http://schemas.openxmlformats.org/officeDocument/2006/relationships" xmlns:w="http://schemas.openxmlformats.org/wordprocessingml/2006/main" xmlns:w14="http://schemas.microsoft.com/office/word/2010/wordml" xmlns:w15="http://schemas.microsoft.com/office/word/2012/wordml" xmlns:w16cex="http://schemas.microsoft.com/office/word/2018/wordml/cex" xmlns:w16cid="http://schemas.microsoft.com/office/word/2016/wordml/cid" xmlns:w16="http://schemas.microsoft.com/office/word/2018/wordml" xmlns:w16sdtdh="http://schemas.microsoft.com/office/word/2020/wordml/sdtdatahash" xmlns:w16sdtfl="http://schemas.microsoft.com/office/word/2024/wordml/sdtformatlock" xmlns:w16se="http://schemas.microsoft.com/office/word/2015/wordml/symex" xmlns:w16du="http://schemas.microsoft.com/office/word/2023/wordml/word16du" mc:Ignorable="w14 w15 w16se w16cid w16 w16cex w16sdtdh w16sdtfl w16du">
   <w:docDefaults>
     <w:rPrDefault>
       <w:rPr>
